--- a/docs/generator/out/HWMS Request for Deployment Access.docx
+++ b/docs/generator/out/HWMS Request for Deployment Access.docx
@@ -231,7 +231,7 @@
                 <w:sz w:val="20"/>
                 <w:szCs w:val="20"/>
               </w:rPr>
-              <w:t xml:space="preserve">Request for Deployment Access, User Acceptance Testing</w:t>
+              <w:t xml:space="preserve">Request for deployment access, user acceptance testing</w:t>
             </w:r>
           </w:p>
         </w:tc>
@@ -543,7 +543,7 @@
                 <w:sz w:val="20"/>
                 <w:szCs w:val="20"/>
               </w:rPr>
-              <w:t xml:space="preserve">11/08/2026</w:t>
+              <w:t xml:space="preserve">21/08/2026</w:t>
             </w:r>
           </w:p>
         </w:tc>
@@ -621,7 +621,7 @@
                 <w:sz w:val="20"/>
                 <w:szCs w:val="20"/>
               </w:rPr>
-              <w:t xml:space="preserve">001</w:t>
+              <w:t xml:space="preserve">002</w:t>
             </w:r>
           </w:p>
         </w:tc>
@@ -750,7 +750,7 @@
             <w:sz w:val="24"/>
             <w:szCs w:val="24"/>
           </w:rPr>
-          <w:t xml:space="preserve">1 The Request</w:t>
+          <w:t xml:space="preserve">1 The request</w:t>
         </w:r>
         <w:r>
           <w:rPr>
@@ -797,7 +797,7 @@
             <w:sz w:val="24"/>
             <w:szCs w:val="24"/>
           </w:rPr>
-          <w:t xml:space="preserve">1.1 What Is Requested</w:t>
+          <w:t xml:space="preserve">1.1 What is requested</w:t>
         </w:r>
         <w:r>
           <w:rPr>
@@ -844,7 +844,7 @@
             <w:sz w:val="24"/>
             <w:szCs w:val="24"/>
           </w:rPr>
-          <w:t xml:space="preserve">1.2 What Is Not Requested</w:t>
+          <w:t xml:space="preserve">1.2 What is not requested</w:t>
         </w:r>
         <w:r>
           <w:rPr>
@@ -891,7 +891,7 @@
             <w:sz w:val="24"/>
             <w:szCs w:val="24"/>
           </w:rPr>
-          <w:t xml:space="preserve">1.3 Why an Environment Is Needed</w:t>
+          <w:t xml:space="preserve">1.3 Why an environment is needed</w:t>
         </w:r>
         <w:r>
           <w:rPr>
@@ -938,7 +938,7 @@
             <w:sz w:val="24"/>
             <w:szCs w:val="24"/>
           </w:rPr>
-          <w:t xml:space="preserve">2 The System Being Tested</w:t>
+          <w:t xml:space="preserve">2 The system being tested</w:t>
         </w:r>
         <w:r>
           <w:rPr>
@@ -1032,7 +1032,7 @@
             <w:sz w:val="24"/>
             <w:szCs w:val="24"/>
           </w:rPr>
-          <w:t xml:space="preserve">2.2 What Is Built</w:t>
+          <w:t xml:space="preserve">2.2 What is built</w:t>
         </w:r>
         <w:r>
           <w:rPr>
@@ -1079,7 +1079,7 @@
             <w:sz w:val="24"/>
             <w:szCs w:val="24"/>
           </w:rPr>
-          <w:t xml:space="preserve">2.3 Technical Summary</w:t>
+          <w:t xml:space="preserve">2.3 Technical summary</w:t>
         </w:r>
         <w:r>
           <w:rPr>
@@ -1126,7 +1126,7 @@
             <w:sz w:val="24"/>
             <w:szCs w:val="24"/>
           </w:rPr>
-          <w:t xml:space="preserve">3 Data Handling During Testing</w:t>
+          <w:t xml:space="preserve">3 Data handling during testing</w:t>
         </w:r>
         <w:r>
           <w:rPr>
@@ -1173,7 +1173,7 @@
             <w:sz w:val="24"/>
             <w:szCs w:val="24"/>
           </w:rPr>
-          <w:t xml:space="preserve">3.1 Synthetic Data Only</w:t>
+          <w:t xml:space="preserve">3.1 Synthetic data only</w:t>
         </w:r>
         <w:r>
           <w:rPr>
@@ -1220,7 +1220,7 @@
             <w:sz w:val="24"/>
             <w:szCs w:val="24"/>
           </w:rPr>
-          <w:t xml:space="preserve">3.2 Why This Matters</w:t>
+          <w:t xml:space="preserve">3.2 Why this matters</w:t>
         </w:r>
         <w:r>
           <w:rPr>
@@ -1242,7 +1242,7 @@
             <w:sz w:val="24"/>
             <w:szCs w:val="24"/>
           </w:rPr>
-          <w:t xml:space="preserve">5</w:t>
+          <w:t xml:space="preserve">6</w:t>
         </w:r>
       </w:hyperlink>
     </w:p>
@@ -1267,7 +1267,7 @@
             <w:sz w:val="24"/>
             <w:szCs w:val="24"/>
           </w:rPr>
-          <w:t xml:space="preserve">3.3 Handling and Disposal</w:t>
+          <w:t xml:space="preserve">3.3 Handling and disposal</w:t>
         </w:r>
         <w:r>
           <w:rPr>
@@ -1314,7 +1314,7 @@
             <w:sz w:val="24"/>
             <w:szCs w:val="24"/>
           </w:rPr>
-          <w:t xml:space="preserve">4 Access Requested</w:t>
+          <w:t xml:space="preserve">4 Access requested</w:t>
         </w:r>
         <w:r>
           <w:rPr>
@@ -1408,7 +1408,7 @@
             <w:sz w:val="24"/>
             <w:szCs w:val="24"/>
           </w:rPr>
-          <w:t xml:space="preserve">4.2 Access for People</w:t>
+          <w:t xml:space="preserve">4.2 Access for people</w:t>
         </w:r>
         <w:r>
           <w:rPr>
@@ -1455,7 +1455,7 @@
             <w:sz w:val="24"/>
             <w:szCs w:val="24"/>
           </w:rPr>
-          <w:t xml:space="preserve">4.3 What ICT Is Asked To Do</w:t>
+          <w:t xml:space="preserve">4.3 What ICT is asked to do</w:t>
         </w:r>
         <w:r>
           <w:rPr>
@@ -1502,7 +1502,7 @@
             <w:sz w:val="24"/>
             <w:szCs w:val="24"/>
           </w:rPr>
-          <w:t xml:space="preserve">5 Approval Route</w:t>
+          <w:t xml:space="preserve">5 Approval route</w:t>
         </w:r>
         <w:r>
           <w:rPr>
@@ -1549,7 +1549,7 @@
             <w:sz w:val="24"/>
             <w:szCs w:val="24"/>
           </w:rPr>
-          <w:t xml:space="preserve">6 Testing Plan</w:t>
+          <w:t xml:space="preserve">6 Testing plan</w:t>
         </w:r>
         <w:r>
           <w:rPr>
@@ -1643,7 +1643,7 @@
             <w:sz w:val="24"/>
             <w:szCs w:val="24"/>
           </w:rPr>
-          <w:t xml:space="preserve">6.2 What Will Be Tested</w:t>
+          <w:t xml:space="preserve">6.2 What will be tested</w:t>
         </w:r>
         <w:r>
           <w:rPr>
@@ -1690,7 +1690,7 @@
             <w:sz w:val="24"/>
             <w:szCs w:val="24"/>
           </w:rPr>
-          <w:t xml:space="preserve">6.3 Recording and Outcome</w:t>
+          <w:t xml:space="preserve">6.3 Recording and outcome</w:t>
         </w:r>
         <w:r>
           <w:rPr>
@@ -1737,7 +1737,7 @@
             <w:sz w:val="24"/>
             <w:szCs w:val="24"/>
           </w:rPr>
-          <w:t xml:space="preserve">7 Conditions and Undertakings</w:t>
+          <w:t xml:space="preserve">7 Conditions and undertakings</w:t>
         </w:r>
         <w:r>
           <w:rPr>
@@ -1784,7 +1784,7 @@
             <w:sz w:val="24"/>
             <w:szCs w:val="24"/>
           </w:rPr>
-          <w:t xml:space="preserve">7.1 Undertakings by the Department</w:t>
+          <w:t xml:space="preserve">7.1 Undertakings by the department</w:t>
         </w:r>
         <w:r>
           <w:rPr>
@@ -1831,7 +1831,7 @@
             <w:sz w:val="24"/>
             <w:szCs w:val="24"/>
           </w:rPr>
-          <w:t xml:space="preserve">7.2 Before Any Later Request</w:t>
+          <w:t xml:space="preserve">7.2 Before any later request</w:t>
         </w:r>
         <w:r>
           <w:rPr>
@@ -1853,7 +1853,7 @@
             <w:sz w:val="24"/>
             <w:szCs w:val="24"/>
           </w:rPr>
-          <w:t xml:space="preserve">9</w:t>
+          <w:t xml:space="preserve">10</w:t>
         </w:r>
       </w:hyperlink>
     </w:p>
@@ -1900,7 +1900,7 @@
             <w:sz w:val="24"/>
             <w:szCs w:val="24"/>
           </w:rPr>
-          <w:t xml:space="preserve">9</w:t>
+          <w:t xml:space="preserve">10</w:t>
         </w:r>
       </w:hyperlink>
     </w:p>
@@ -1949,7 +1949,7 @@
             <w:sz w:val="24"/>
             <w:szCs w:val="24"/>
           </w:rPr>
-          <w:t xml:space="preserve">Figure 5.1: Approval and Provisioning Route</w:t>
+          <w:t xml:space="preserve">Figure 5.1: Approval and provisioning route</w:t>
         </w:r>
         <w:r>
           <w:rPr>
@@ -1971,7 +1971,7 @@
             <w:sz w:val="24"/>
             <w:szCs w:val="24"/>
           </w:rPr>
-          <w:t xml:space="preserve">7</w:t>
+          <w:t xml:space="preserve">8</w:t>
         </w:r>
       </w:hyperlink>
     </w:p>
@@ -2030,7 +2030,7 @@
             <w:sz w:val="24"/>
             <w:szCs w:val="24"/>
           </w:rPr>
-          <w:t xml:space="preserve">Table 2.1: Functions Available for Testing</w:t>
+          <w:t xml:space="preserve">Table 2.1: Functions available for testing</w:t>
         </w:r>
         <w:r>
           <w:rPr>
@@ -2077,7 +2077,7 @@
             <w:sz w:val="24"/>
             <w:szCs w:val="24"/>
           </w:rPr>
-          <w:t xml:space="preserve">Table 2.2: Technical Summary of the System</w:t>
+          <w:t xml:space="preserve">Table 2.2: Technical summary of the system</w:t>
         </w:r>
         <w:r>
           <w:rPr>
@@ -2124,7 +2124,7 @@
             <w:sz w:val="24"/>
             <w:szCs w:val="24"/>
           </w:rPr>
-          <w:t xml:space="preserve">Table 3.1: Data Handling Undertakings</w:t>
+          <w:t xml:space="preserve">Table 3.1: Data handling undertakings</w:t>
         </w:r>
         <w:r>
           <w:rPr>
@@ -2171,7 +2171,7 @@
             <w:sz w:val="24"/>
             <w:szCs w:val="24"/>
           </w:rPr>
-          <w:t xml:space="preserve">Table 4.1: Infrastructure Requested</w:t>
+          <w:t xml:space="preserve">Table 4.1: Infrastructure requested</w:t>
         </w:r>
         <w:r>
           <w:rPr>
@@ -2218,7 +2218,7 @@
             <w:sz w:val="24"/>
             <w:szCs w:val="24"/>
           </w:rPr>
-          <w:t xml:space="preserve">Table 4.2: Access Requested for Named People</w:t>
+          <w:t xml:space="preserve">Table 4.2: Access requested for named people</w:t>
         </w:r>
         <w:r>
           <w:rPr>
@@ -2265,7 +2265,7 @@
             <w:sz w:val="24"/>
             <w:szCs w:val="24"/>
           </w:rPr>
-          <w:t xml:space="preserve">Table 4.3: Actions Requested of KMC ICT</w:t>
+          <w:t xml:space="preserve">Table 4.3: Actions requested of KMC ICT</w:t>
         </w:r>
         <w:r>
           <w:rPr>
@@ -2312,7 +2312,7 @@
             <w:sz w:val="24"/>
             <w:szCs w:val="24"/>
           </w:rPr>
-          <w:t xml:space="preserve">Table 5.1: Approvals Required</w:t>
+          <w:t xml:space="preserve">Table 5.1: Approvals required</w:t>
         </w:r>
         <w:r>
           <w:rPr>
@@ -2334,7 +2334,7 @@
             <w:sz w:val="24"/>
             <w:szCs w:val="24"/>
           </w:rPr>
-          <w:t xml:space="preserve">7</w:t>
+          <w:t xml:space="preserve">8</w:t>
         </w:r>
       </w:hyperlink>
     </w:p>
@@ -2359,7 +2359,7 @@
             <w:sz w:val="24"/>
             <w:szCs w:val="24"/>
           </w:rPr>
-          <w:t xml:space="preserve">Table 6.1: Testing Participants and Their Role in the Test</w:t>
+          <w:t xml:space="preserve">Table 6.1: Testing participants and their role in the test</w:t>
         </w:r>
         <w:r>
           <w:rPr>
@@ -2406,7 +2406,7 @@
             <w:sz w:val="24"/>
             <w:szCs w:val="24"/>
           </w:rPr>
-          <w:t xml:space="preserve">Table 6.2: Acceptance Criteria for User Testing</w:t>
+          <w:t xml:space="preserve">Table 6.2: Acceptance criteria for user testing</w:t>
         </w:r>
         <w:r>
           <w:rPr>
@@ -2453,7 +2453,7 @@
             <w:sz w:val="24"/>
             <w:szCs w:val="24"/>
           </w:rPr>
-          <w:t xml:space="preserve">Table 7.1: Conditions for Any Later Operational Request</w:t>
+          <w:t xml:space="preserve">Table 7.1: Conditions for any later operational request</w:t>
         </w:r>
         <w:r>
           <w:rPr>
@@ -2475,7 +2475,7 @@
             <w:sz w:val="24"/>
             <w:szCs w:val="24"/>
           </w:rPr>
-          <w:t xml:space="preserve">9</w:t>
+          <w:t xml:space="preserve">10</w:t>
         </w:r>
       </w:hyperlink>
     </w:p>
@@ -2500,7 +2500,7 @@
             <w:sz w:val="24"/>
             <w:szCs w:val="24"/>
           </w:rPr>
-          <w:t xml:space="preserve">Table 8.1: Requesting Party</w:t>
+          <w:t xml:space="preserve">Table 8.1: Requesting party</w:t>
         </w:r>
         <w:r>
           <w:rPr>
@@ -2547,7 +2547,7 @@
             <w:sz w:val="24"/>
             <w:szCs w:val="24"/>
           </w:rPr>
-          <w:t xml:space="preserve">Table 8.2: Approving Parties</w:t>
+          <w:t xml:space="preserve">Table 8.2: Approving parties</w:t>
         </w:r>
         <w:r>
           <w:rPr>
@@ -2594,7 +2594,7 @@
             <w:sz w:val="24"/>
             <w:szCs w:val="24"/>
           </w:rPr>
-          <w:t xml:space="preserve">Table 8.3: Provisioning Record, Completed by KMC ICT</w:t>
+          <w:t xml:space="preserve">Table 8.3: Provisioning record, completed by KMC ICT</w:t>
         </w:r>
         <w:r>
           <w:rPr>
@@ -2616,7 +2616,7 @@
             <w:sz w:val="24"/>
             <w:szCs w:val="24"/>
           </w:rPr>
-          <w:t xml:space="preserve">10</w:t>
+          <w:t xml:space="preserve">11</w:t>
         </w:r>
       </w:hyperlink>
     </w:p>
@@ -2636,7 +2636,7 @@
         <w:ind w:left="0" w:right="0" w:firstLine="0"/>
         <w:jc w:val="left"/>
       </w:pPr>
-      <w:bookmarkStart w:name="h_1" w:id="100"/>
+      <w:bookmarkStart w:name="h_1" w:id="1"/>
       <w:r>
         <w:rPr>
           <w:rFonts w:ascii="Times New Roman" w:cs="Times New Roman" w:eastAsia="Times New Roman" w:hAnsi="Times New Roman"/>
@@ -2648,9 +2648,9 @@
           <w:sz w:val="24"/>
           <w:szCs w:val="24"/>
         </w:rPr>
-        <w:t xml:space="preserve">The Request</w:t>
+        <w:t xml:space="preserve">The request</w:t>
       </w:r>
-      <w:bookmarkEnd w:id="100"/>
+      <w:bookmarkEnd w:id="1"/>
     </w:p>
     <w:p>
       <w:pPr>
@@ -2663,7 +2663,7 @@
         <w:ind w:left="0" w:right="0" w:firstLine="0"/>
         <w:jc w:val="left"/>
       </w:pPr>
-      <w:bookmarkStart w:name="h_2" w:id="101"/>
+      <w:bookmarkStart w:name="h_2" w:id="1"/>
       <w:r>
         <w:rPr>
           <w:rFonts w:ascii="Times New Roman" w:cs="Times New Roman" w:eastAsia="Times New Roman" w:hAnsi="Times New Roman"/>
@@ -2675,9 +2675,9 @@
           <w:sz w:val="24"/>
           <w:szCs w:val="24"/>
         </w:rPr>
-        <w:t xml:space="preserve">What Is Requested</w:t>
+        <w:t xml:space="preserve">What is requested</w:t>
       </w:r>
-      <w:bookmarkEnd w:id="101"/>
+      <w:bookmarkEnd w:id="1"/>
     </w:p>
     <w:p>
       <w:pPr>
@@ -2730,7 +2730,7 @@
         <w:ind w:left="0" w:right="0" w:firstLine="0"/>
         <w:jc w:val="left"/>
       </w:pPr>
-      <w:bookmarkStart w:name="h_3" w:id="102"/>
+      <w:bookmarkStart w:name="h_3" w:id="1"/>
       <w:r>
         <w:rPr>
           <w:rFonts w:ascii="Times New Roman" w:cs="Times New Roman" w:eastAsia="Times New Roman" w:hAnsi="Times New Roman"/>
@@ -2742,9 +2742,9 @@
           <w:sz w:val="24"/>
           <w:szCs w:val="24"/>
         </w:rPr>
-        <w:t xml:space="preserve">What Is Not Requested</w:t>
+        <w:t xml:space="preserve">What is not requested</w:t>
       </w:r>
-      <w:bookmarkEnd w:id="102"/>
+      <w:bookmarkEnd w:id="1"/>
     </w:p>
     <w:p>
       <w:pPr>
@@ -2897,7 +2897,7 @@
         <w:ind w:left="0" w:right="0" w:firstLine="0"/>
         <w:jc w:val="left"/>
       </w:pPr>
-      <w:bookmarkStart w:name="h_4" w:id="103"/>
+      <w:bookmarkStart w:name="h_4" w:id="1"/>
       <w:r>
         <w:rPr>
           <w:rFonts w:ascii="Times New Roman" w:cs="Times New Roman" w:eastAsia="Times New Roman" w:hAnsi="Times New Roman"/>
@@ -2909,9 +2909,9 @@
           <w:sz w:val="24"/>
           <w:szCs w:val="24"/>
         </w:rPr>
-        <w:t xml:space="preserve">Why an Environment Is Needed</w:t>
+        <w:t xml:space="preserve">Why an environment is needed</w:t>
       </w:r>
-      <w:bookmarkEnd w:id="103"/>
+      <w:bookmarkEnd w:id="1"/>
     </w:p>
     <w:p>
       <w:pPr>
@@ -2964,7 +2964,7 @@
         <w:ind w:left="0" w:right="0" w:firstLine="0"/>
         <w:jc w:val="left"/>
       </w:pPr>
-      <w:bookmarkStart w:name="h_5" w:id="104"/>
+      <w:bookmarkStart w:name="h_5" w:id="1"/>
       <w:r>
         <w:rPr>
           <w:rFonts w:ascii="Times New Roman" w:cs="Times New Roman" w:eastAsia="Times New Roman" w:hAnsi="Times New Roman"/>
@@ -2976,9 +2976,9 @@
           <w:sz w:val="24"/>
           <w:szCs w:val="24"/>
         </w:rPr>
-        <w:t xml:space="preserve">The System Being Tested</w:t>
+        <w:t xml:space="preserve">The system being tested</w:t>
       </w:r>
-      <w:bookmarkEnd w:id="104"/>
+      <w:bookmarkEnd w:id="1"/>
     </w:p>
     <w:p>
       <w:pPr>
@@ -2991,7 +2991,7 @@
         <w:ind w:left="0" w:right="0" w:firstLine="0"/>
         <w:jc w:val="left"/>
       </w:pPr>
-      <w:bookmarkStart w:name="h_6" w:id="105"/>
+      <w:bookmarkStart w:name="h_6" w:id="1"/>
       <w:r>
         <w:rPr>
           <w:rFonts w:ascii="Times New Roman" w:cs="Times New Roman" w:eastAsia="Times New Roman" w:hAnsi="Times New Roman"/>
@@ -3005,7 +3005,7 @@
         </w:rPr>
         <w:t xml:space="preserve">Purpose</w:t>
       </w:r>
-      <w:bookmarkEnd w:id="105"/>
+      <w:bookmarkEnd w:id="1"/>
     </w:p>
     <w:p>
       <w:pPr>
@@ -3038,7 +3038,7 @@
         <w:ind w:left="0" w:right="0" w:firstLine="0"/>
         <w:jc w:val="left"/>
       </w:pPr>
-      <w:bookmarkStart w:name="h_7" w:id="106"/>
+      <w:bookmarkStart w:name="h_7" w:id="1"/>
       <w:r>
         <w:rPr>
           <w:rFonts w:ascii="Times New Roman" w:cs="Times New Roman" w:eastAsia="Times New Roman" w:hAnsi="Times New Roman"/>
@@ -3050,9 +3050,9 @@
           <w:sz w:val="24"/>
           <w:szCs w:val="24"/>
         </w:rPr>
-        <w:t xml:space="preserve">What Is Built</w:t>
+        <w:t xml:space="preserve">What is built</w:t>
       </w:r>
-      <w:bookmarkEnd w:id="106"/>
+      <w:bookmarkEnd w:id="1"/>
     </w:p>
     <w:p>
       <w:pPr>
@@ -3061,7 +3061,7 @@
         <w:ind w:left="0" w:right="0" w:firstLine="0"/>
         <w:jc w:val="left"/>
       </w:pPr>
-      <w:bookmarkStart w:name="tbl_2_1" w:id="107"/>
+      <w:bookmarkStart w:name="tbl_2_1" w:id="1"/>
       <w:r>
         <w:rPr>
           <w:rFonts w:ascii="Times New Roman" w:cs="Times New Roman" w:eastAsia="Times New Roman" w:hAnsi="Times New Roman"/>
@@ -3075,7 +3075,7 @@
         </w:rPr>
         <w:t xml:space="preserve">Table 2.1</w:t>
       </w:r>
-      <w:bookmarkEnd w:id="107"/>
+      <w:bookmarkEnd w:id="1"/>
       <w:r>
         <w:rPr>
           <w:rFonts w:ascii="Times New Roman" w:cs="Times New Roman" w:eastAsia="Times New Roman" w:hAnsi="Times New Roman"/>
@@ -3087,7 +3087,7 @@
           <w:sz w:val="18"/>
           <w:szCs w:val="18"/>
         </w:rPr>
-        <w:t xml:space="preserve">: Functions Available for Testing</w:t>
+        <w:t xml:space="preserve">: Functions available for testing</w:t>
       </w:r>
     </w:p>
     <w:tbl>
@@ -3302,7 +3302,7 @@
                 <w:sz w:val="20"/>
                 <w:szCs w:val="20"/>
               </w:rPr>
-              <w:t xml:space="preserve">Sign in through the identity provider, with three roles</w:t>
+              <w:t xml:space="preserve">Sign-in through Keycloak on the KMC theme, with three application roles</w:t>
             </w:r>
           </w:p>
         </w:tc>
@@ -3340,7 +3340,7 @@
                 <w:sz w:val="20"/>
                 <w:szCs w:val="20"/>
               </w:rPr>
-              <w:t xml:space="preserve">Built and testable</w:t>
+              <w:t xml:space="preserve">Built, awaiting user testing</w:t>
             </w:r>
           </w:p>
         </w:tc>
@@ -3418,7 +3418,7 @@
                 <w:sz w:val="20"/>
                 <w:szCs w:val="20"/>
               </w:rPr>
-              <w:t xml:space="preserve">Account administration by the manager</w:t>
+              <w:t xml:space="preserve">KMC-branded signed-in shell with the active role displayed</w:t>
             </w:r>
           </w:p>
         </w:tc>
@@ -3456,7 +3456,7 @@
                 <w:sz w:val="20"/>
                 <w:szCs w:val="20"/>
               </w:rPr>
-              <w:t xml:space="preserve">Built and testable</w:t>
+              <w:t xml:space="preserve">Built, awaiting user testing</w:t>
             </w:r>
           </w:p>
         </w:tc>
@@ -3534,7 +3534,7 @@
                 <w:sz w:val="20"/>
                 <w:szCs w:val="20"/>
               </w:rPr>
-              <w:t xml:space="preserve">Patient registry with search</w:t>
+              <w:t xml:space="preserve">Account administration by the manager</w:t>
             </w:r>
           </w:p>
         </w:tc>
@@ -3572,7 +3572,7 @@
                 <w:sz w:val="20"/>
                 <w:szCs w:val="20"/>
               </w:rPr>
-              <w:t xml:space="preserve">Built and testable</w:t>
+              <w:t xml:space="preserve">Built, awaiting user testing</w:t>
             </w:r>
           </w:p>
         </w:tc>
@@ -3650,7 +3650,7 @@
                 <w:sz w:val="20"/>
                 <w:szCs w:val="20"/>
               </w:rPr>
-              <w:t xml:space="preserve">Clinic visit with section states, vital signs and signing</w:t>
+              <w:t xml:space="preserve">Patient registry, clinic visits, laboratory and consolidated patient history</w:t>
             </w:r>
           </w:p>
         </w:tc>
@@ -3688,7 +3688,7 @@
                 <w:sz w:val="20"/>
                 <w:szCs w:val="20"/>
               </w:rPr>
-              <w:t xml:space="preserve">Built and testable</w:t>
+              <w:t xml:space="preserve">Built, awaiting user testing</w:t>
             </w:r>
           </w:p>
         </w:tc>
@@ -3766,7 +3766,7 @@
                 <w:sz w:val="20"/>
                 <w:szCs w:val="20"/>
               </w:rPr>
-              <w:t xml:space="preserve">Laboratory requisition on form KMC.DQHSE.05/26-FM008, with results and a printable form</w:t>
+              <w:t xml:space="preserve">Patient history summary download containing signed visits only</w:t>
             </w:r>
           </w:p>
         </w:tc>
@@ -3804,7 +3804,7 @@
                 <w:sz w:val="20"/>
                 <w:szCs w:val="20"/>
               </w:rPr>
-              <w:t xml:space="preserve">Built and testable</w:t>
+              <w:t xml:space="preserve">Built. Separate export auditing is not built</w:t>
             </w:r>
           </w:p>
         </w:tc>
@@ -3882,7 +3882,7 @@
                 <w:sz w:val="20"/>
                 <w:szCs w:val="20"/>
               </w:rPr>
-              <w:t xml:space="preserve">Consolidated patient record showing visits and laboratory work together</w:t>
+              <w:t xml:space="preserve">Medical referral on KMC.DQHSE.02/26-FM004 through drafted, authorised, issued, returned and reviewed</w:t>
             </w:r>
           </w:p>
         </w:tc>
@@ -3920,7 +3920,7 @@
                 <w:sz w:val="20"/>
                 <w:szCs w:val="20"/>
               </w:rPr>
-              <w:t xml:space="preserve">Built and testable</w:t>
+              <w:t xml:space="preserve">Built, with DEC-024 management access open</w:t>
             </w:r>
           </w:p>
         </w:tc>
@@ -3998,7 +3998,7 @@
                 <w:sz w:val="20"/>
                 <w:szCs w:val="20"/>
               </w:rPr>
-              <w:t xml:space="preserve">Referral on form KMC.DQHSE.02/26-FM004</w:t>
+              <w:t xml:space="preserve">Ergonomic assessments with corrective actions</w:t>
             </w:r>
           </w:p>
         </w:tc>
@@ -4036,7 +4036,7 @@
                 <w:sz w:val="20"/>
                 <w:szCs w:val="20"/>
               </w:rPr>
-              <w:t xml:space="preserve">Specified, not built</w:t>
+              <w:t xml:space="preserve">Built, awaiting user testing</w:t>
             </w:r>
           </w:p>
         </w:tc>
@@ -4114,7 +4114,7 @@
                 <w:sz w:val="20"/>
                 <w:szCs w:val="20"/>
               </w:rPr>
-              <w:t xml:space="preserve">Ergonomics, industrial hygiene and monthly returns</w:t>
+              <w:t xml:space="preserve">Industrial hygiene events and readings evaluated against the limit in force on the reading date</w:t>
             </w:r>
           </w:p>
         </w:tc>
@@ -4152,7 +4152,7 @@
                 <w:sz w:val="20"/>
                 <w:szCs w:val="20"/>
               </w:rPr>
-              <w:t xml:space="preserve">Specified, not built</w:t>
+              <w:t xml:space="preserve">Built, awaiting user testing</w:t>
             </w:r>
           </w:p>
         </w:tc>
@@ -4230,7 +4230,7 @@
                 <w:sz w:val="20"/>
                 <w:szCs w:val="20"/>
               </w:rPr>
-              <w:t xml:space="preserve">Divisional performance indicators</w:t>
+              <w:t xml:space="preserve">Occupational plan and monthly return entry with retained corrections</w:t>
             </w:r>
           </w:p>
         </w:tc>
@@ -4268,7 +4268,123 @@
                 <w:sz w:val="20"/>
                 <w:szCs w:val="20"/>
               </w:rPr>
-              <w:t xml:space="preserve">Displayed with no data until the underlying records exist</w:t>
+              <w:t xml:space="preserve">Built, awaiting user testing</w:t>
+            </w:r>
+          </w:p>
+        </w:tc>
+      </w:tr>
+      <w:tr>
+        <w:tc>
+          <w:tcPr>
+            <w:tcW w:type="dxa" w:w="620"/>
+            <w:tcBorders>
+              <w:top w:val="single" w:color="000000" w:sz="4"/>
+              <w:left w:val="single" w:color="000000" w:sz="4"/>
+              <w:bottom w:val="single" w:color="000000" w:sz="4"/>
+              <w:right w:val="single" w:color="000000" w:sz="4"/>
+            </w:tcBorders>
+            <w:tcMar>
+              <w:top w:type="dxa" w:w="60"/>
+              <w:left w:type="dxa" w:w="90"/>
+              <w:bottom w:type="dxa" w:w="60"/>
+              <w:right w:type="dxa" w:w="90"/>
+            </w:tcMar>
+            <w:vAlign w:val="center"/>
+          </w:tcPr>
+          <w:p>
+            <w:pPr>
+              <w:spacing w:after="0" w:line="240" w:lineRule="auto"/>
+              <w:ind w:left="0" w:right="0" w:firstLine="0"/>
+              <w:jc w:val="left"/>
+            </w:pPr>
+            <w:r>
+              <w:rPr>
+                <w:rFonts w:ascii="Times New Roman" w:cs="Times New Roman" w:eastAsia="Times New Roman" w:hAnsi="Times New Roman"/>
+                <w:b w:val="false"/>
+                <w:bCs w:val="false"/>
+                <w:i w:val="false"/>
+                <w:iCs w:val="false"/>
+                <w:color w:val="000000"/>
+                <w:sz w:val="20"/>
+                <w:szCs w:val="20"/>
+              </w:rPr>
+              <w:t xml:space="preserve">10</w:t>
+            </w:r>
+          </w:p>
+        </w:tc>
+        <w:tc>
+          <w:tcPr>
+            <w:tcW w:type="dxa" w:w="5893"/>
+            <w:tcBorders>
+              <w:top w:val="single" w:color="000000" w:sz="4"/>
+              <w:left w:val="single" w:color="000000" w:sz="4"/>
+              <w:bottom w:val="single" w:color="000000" w:sz="4"/>
+              <w:right w:val="single" w:color="000000" w:sz="4"/>
+            </w:tcBorders>
+            <w:tcMar>
+              <w:top w:type="dxa" w:w="60"/>
+              <w:left w:type="dxa" w:w="90"/>
+              <w:bottom w:type="dxa" w:w="60"/>
+              <w:right w:type="dxa" w:w="90"/>
+            </w:tcMar>
+            <w:vAlign w:val="center"/>
+          </w:tcPr>
+          <w:p>
+            <w:pPr>
+              <w:spacing w:after="0" w:line="240" w:lineRule="auto"/>
+              <w:ind w:left="0" w:right="0" w:firstLine="0"/>
+              <w:jc w:val="left"/>
+            </w:pPr>
+            <w:r>
+              <w:rPr>
+                <w:rFonts w:ascii="Times New Roman" w:cs="Times New Roman" w:eastAsia="Times New Roman" w:hAnsi="Times New Roman"/>
+                <w:b w:val="false"/>
+                <w:bCs w:val="false"/>
+                <w:i w:val="false"/>
+                <w:iCs w:val="false"/>
+                <w:color w:val="000000"/>
+                <w:sz w:val="20"/>
+                <w:szCs w:val="20"/>
+              </w:rPr>
+              <w:t xml:space="preserve">Nine-indicator dashboard leading with off-target and approaching exceptions</w:t>
+            </w:r>
+          </w:p>
+        </w:tc>
+        <w:tc>
+          <w:tcPr>
+            <w:tcW w:type="dxa" w:w="3232"/>
+            <w:tcBorders>
+              <w:top w:val="single" w:color="000000" w:sz="4"/>
+              <w:left w:val="single" w:color="000000" w:sz="4"/>
+              <w:bottom w:val="single" w:color="000000" w:sz="4"/>
+              <w:right w:val="single" w:color="000000" w:sz="4"/>
+            </w:tcBorders>
+            <w:tcMar>
+              <w:top w:type="dxa" w:w="60"/>
+              <w:left w:type="dxa" w:w="90"/>
+              <w:bottom w:type="dxa" w:w="60"/>
+              <w:right w:type="dxa" w:w="90"/>
+            </w:tcMar>
+            <w:vAlign w:val="center"/>
+          </w:tcPr>
+          <w:p>
+            <w:pPr>
+              <w:spacing w:after="0" w:line="240" w:lineRule="auto"/>
+              <w:ind w:left="0" w:right="0" w:firstLine="0"/>
+              <w:jc w:val="left"/>
+            </w:pPr>
+            <w:r>
+              <w:rPr>
+                <w:rFonts w:ascii="Times New Roman" w:cs="Times New Roman" w:eastAsia="Times New Roman" w:hAnsi="Times New Roman"/>
+                <w:b w:val="false"/>
+                <w:bCs w:val="false"/>
+                <w:i w:val="false"/>
+                <w:iCs w:val="false"/>
+                <w:color w:val="000000"/>
+                <w:sz w:val="20"/>
+                <w:szCs w:val="20"/>
+              </w:rPr>
+              <w:t xml:space="preserve">Built, with year-to-date semantics open at DEC-032</w:t>
             </w:r>
           </w:p>
         </w:tc>
@@ -4285,7 +4401,7 @@
         <w:ind w:left="0" w:right="0" w:firstLine="0"/>
         <w:jc w:val="left"/>
       </w:pPr>
-      <w:bookmarkStart w:name="h_8" w:id="108"/>
+      <w:bookmarkStart w:name="h_8" w:id="1"/>
       <w:r>
         <w:rPr>
           <w:rFonts w:ascii="Times New Roman" w:cs="Times New Roman" w:eastAsia="Times New Roman" w:hAnsi="Times New Roman"/>
@@ -4297,9 +4413,9 @@
           <w:sz w:val="24"/>
           <w:szCs w:val="24"/>
         </w:rPr>
-        <w:t xml:space="preserve">Technical Summary</w:t>
+        <w:t xml:space="preserve">Technical summary</w:t>
       </w:r>
-      <w:bookmarkEnd w:id="108"/>
+      <w:bookmarkEnd w:id="1"/>
     </w:p>
     <w:p>
       <w:pPr>
@@ -4308,7 +4424,7 @@
         <w:ind w:left="0" w:right="0" w:firstLine="0"/>
         <w:jc w:val="left"/>
       </w:pPr>
-      <w:bookmarkStart w:name="tbl_2_2" w:id="109"/>
+      <w:bookmarkStart w:name="tbl_2_2" w:id="1"/>
       <w:r>
         <w:rPr>
           <w:rFonts w:ascii="Times New Roman" w:cs="Times New Roman" w:eastAsia="Times New Roman" w:hAnsi="Times New Roman"/>
@@ -4322,7 +4438,7 @@
         </w:rPr>
         <w:t xml:space="preserve">Table 2.2</w:t>
       </w:r>
-      <w:bookmarkEnd w:id="109"/>
+      <w:bookmarkEnd w:id="1"/>
       <w:r>
         <w:rPr>
           <w:rFonts w:ascii="Times New Roman" w:cs="Times New Roman" w:eastAsia="Times New Roman" w:hAnsi="Times New Roman"/>
@@ -4334,7 +4450,7 @@
           <w:sz w:val="18"/>
           <w:szCs w:val="18"/>
         </w:rPr>
-        <w:t xml:space="preserve">: Technical Summary of the System</w:t>
+        <w:t xml:space="preserve">: Technical summary of the system</w:t>
       </w:r>
     </w:p>
     <w:tbl>
@@ -4549,7 +4665,7 @@
                 <w:sz w:val="20"/>
                 <w:szCs w:val="20"/>
               </w:rPr>
-              <w:t xml:space="preserve">Application</w:t>
+              <w:t xml:space="preserve">Application services</w:t>
             </w:r>
           </w:p>
         </w:tc>
@@ -4587,7 +4703,7 @@
                 <w:sz w:val="20"/>
                 <w:szCs w:val="20"/>
               </w:rPr>
-              <w:t xml:space="preserve">Go services behind a single gateway, with a browser interface</w:t>
+              <w:t xml:space="preserve">Six Go services: gateway, identity, clinical, admin, occupational and metrics</w:t>
             </w:r>
           </w:p>
         </w:tc>
@@ -4665,7 +4781,7 @@
                 <w:sz w:val="20"/>
                 <w:szCs w:val="20"/>
               </w:rPr>
-              <w:t xml:space="preserve">Identity</w:t>
+              <w:t xml:space="preserve">Browser interface</w:t>
             </w:r>
           </w:p>
         </w:tc>
@@ -4703,7 +4819,7 @@
                 <w:sz w:val="20"/>
                 <w:szCs w:val="20"/>
               </w:rPr>
-              <w:t xml:space="preserve">Keycloak, holding accounts and roles</w:t>
+              <w:t xml:space="preserve">A separate web origin serving the React interface and proxying authenticated calls to the gateway</w:t>
             </w:r>
           </w:p>
         </w:tc>
@@ -4781,7 +4897,7 @@
                 <w:sz w:val="20"/>
                 <w:szCs w:val="20"/>
               </w:rPr>
-              <w:t xml:space="preserve">Data</w:t>
+              <w:t xml:space="preserve">Identity</w:t>
             </w:r>
           </w:p>
         </w:tc>
@@ -4819,7 +4935,7 @@
                 <w:sz w:val="20"/>
                 <w:szCs w:val="20"/>
               </w:rPr>
-              <w:t xml:space="preserve">PostgreSQL. The clinical data sits on a separate instance with separate credentials</w:t>
+              <w:t xml:space="preserve">Keycloak, holding accounts and roles</w:t>
             </w:r>
           </w:p>
         </w:tc>
@@ -4897,7 +5013,7 @@
                 <w:sz w:val="20"/>
                 <w:szCs w:val="20"/>
               </w:rPr>
-              <w:t xml:space="preserve">Packaging</w:t>
+              <w:t xml:space="preserve">Data</w:t>
             </w:r>
           </w:p>
         </w:tc>
@@ -4935,7 +5051,7 @@
                 <w:sz w:val="20"/>
                 <w:szCs w:val="20"/>
               </w:rPr>
-              <w:t xml:space="preserve">Container images. The whole system starts from one composed definition</w:t>
+              <w:t xml:space="preserve">Two PostgreSQL instances. The shared instance holds separate Keycloak, identity, admin, occupational and metrics databases. The clinical database is on the second instance with separate credentials</w:t>
             </w:r>
           </w:p>
         </w:tc>
@@ -5013,7 +5129,7 @@
                 <w:sz w:val="20"/>
                 <w:szCs w:val="20"/>
               </w:rPr>
-              <w:t xml:space="preserve">External dependencies</w:t>
+              <w:t xml:space="preserve">Packaging</w:t>
             </w:r>
           </w:p>
         </w:tc>
@@ -5051,7 +5167,7 @@
                 <w:sz w:val="20"/>
                 <w:szCs w:val="20"/>
               </w:rPr>
-              <w:t xml:space="preserve">None. The system calls no Corporation system and no internet service</w:t>
+              <w:t xml:space="preserve">Container images. The whole system starts from one composed definition</w:t>
             </w:r>
           </w:p>
         </w:tc>
@@ -5092,6 +5208,122 @@
                 <w:szCs w:val="20"/>
               </w:rPr>
               <w:t xml:space="preserve">6</w:t>
+            </w:r>
+          </w:p>
+        </w:tc>
+        <w:tc>
+          <w:tcPr>
+            <w:tcW w:type="dxa" w:w="2281"/>
+            <w:tcBorders>
+              <w:top w:val="single" w:color="000000" w:sz="4"/>
+              <w:left w:val="single" w:color="000000" w:sz="4"/>
+              <w:bottom w:val="single" w:color="000000" w:sz="4"/>
+              <w:right w:val="single" w:color="000000" w:sz="4"/>
+            </w:tcBorders>
+            <w:tcMar>
+              <w:top w:type="dxa" w:w="60"/>
+              <w:left w:type="dxa" w:w="90"/>
+              <w:bottom w:type="dxa" w:w="60"/>
+              <w:right w:type="dxa" w:w="90"/>
+            </w:tcMar>
+            <w:vAlign w:val="center"/>
+          </w:tcPr>
+          <w:p>
+            <w:pPr>
+              <w:spacing w:after="0" w:line="240" w:lineRule="auto"/>
+              <w:ind w:left="0" w:right="0" w:firstLine="0"/>
+              <w:jc w:val="left"/>
+            </w:pPr>
+            <w:r>
+              <w:rPr>
+                <w:rFonts w:ascii="Times New Roman" w:cs="Times New Roman" w:eastAsia="Times New Roman" w:hAnsi="Times New Roman"/>
+                <w:b w:val="false"/>
+                <w:bCs w:val="false"/>
+                <w:i w:val="false"/>
+                <w:iCs w:val="false"/>
+                <w:color w:val="000000"/>
+                <w:sz w:val="20"/>
+                <w:szCs w:val="20"/>
+              </w:rPr>
+              <w:t xml:space="preserve">External dependencies</w:t>
+            </w:r>
+          </w:p>
+        </w:tc>
+        <w:tc>
+          <w:tcPr>
+            <w:tcW w:type="dxa" w:w="6844"/>
+            <w:tcBorders>
+              <w:top w:val="single" w:color="000000" w:sz="4"/>
+              <w:left w:val="single" w:color="000000" w:sz="4"/>
+              <w:bottom w:val="single" w:color="000000" w:sz="4"/>
+              <w:right w:val="single" w:color="000000" w:sz="4"/>
+            </w:tcBorders>
+            <w:tcMar>
+              <w:top w:type="dxa" w:w="60"/>
+              <w:left w:type="dxa" w:w="90"/>
+              <w:bottom w:type="dxa" w:w="60"/>
+              <w:right w:type="dxa" w:w="90"/>
+            </w:tcMar>
+            <w:vAlign w:val="center"/>
+          </w:tcPr>
+          <w:p>
+            <w:pPr>
+              <w:spacing w:after="0" w:line="240" w:lineRule="auto"/>
+              <w:ind w:left="0" w:right="0" w:firstLine="0"/>
+              <w:jc w:val="left"/>
+            </w:pPr>
+            <w:r>
+              <w:rPr>
+                <w:rFonts w:ascii="Times New Roman" w:cs="Times New Roman" w:eastAsia="Times New Roman" w:hAnsi="Times New Roman"/>
+                <w:b w:val="false"/>
+                <w:bCs w:val="false"/>
+                <w:i w:val="false"/>
+                <w:iCs w:val="false"/>
+                <w:color w:val="000000"/>
+                <w:sz w:val="20"/>
+                <w:szCs w:val="20"/>
+              </w:rPr>
+              <w:t xml:space="preserve">None. The system calls no Corporation system and no internet service</w:t>
+            </w:r>
+          </w:p>
+        </w:tc>
+      </w:tr>
+      <w:tr>
+        <w:tc>
+          <w:tcPr>
+            <w:tcW w:type="dxa" w:w="620"/>
+            <w:tcBorders>
+              <w:top w:val="single" w:color="000000" w:sz="4"/>
+              <w:left w:val="single" w:color="000000" w:sz="4"/>
+              <w:bottom w:val="single" w:color="000000" w:sz="4"/>
+              <w:right w:val="single" w:color="000000" w:sz="4"/>
+            </w:tcBorders>
+            <w:tcMar>
+              <w:top w:type="dxa" w:w="60"/>
+              <w:left w:type="dxa" w:w="90"/>
+              <w:bottom w:type="dxa" w:w="60"/>
+              <w:right w:type="dxa" w:w="90"/>
+            </w:tcMar>
+            <w:vAlign w:val="center"/>
+          </w:tcPr>
+          <w:p>
+            <w:pPr>
+              <w:spacing w:after="0" w:line="240" w:lineRule="auto"/>
+              <w:ind w:left="0" w:right="0" w:firstLine="0"/>
+              <w:jc w:val="left"/>
+            </w:pPr>
+            <w:r>
+              <w:rPr>
+                <w:rFonts w:ascii="Times New Roman" w:cs="Times New Roman" w:eastAsia="Times New Roman" w:hAnsi="Times New Roman"/>
+                <w:b w:val="false"/>
+                <w:bCs w:val="false"/>
+                <w:i w:val="false"/>
+                <w:iCs w:val="false"/>
+                <w:color w:val="000000"/>
+                <w:sz w:val="20"/>
+                <w:szCs w:val="20"/>
+              </w:rPr>
+              <w:t xml:space="preserve">7</w:t>
             </w:r>
           </w:p>
         </w:tc>
@@ -5184,7 +5416,7 @@
         <w:ind w:left="0" w:right="0" w:firstLine="0"/>
         <w:jc w:val="left"/>
       </w:pPr>
-      <w:bookmarkStart w:name="h_9" w:id="110"/>
+      <w:bookmarkStart w:name="h_9" w:id="1"/>
       <w:r>
         <w:rPr>
           <w:rFonts w:ascii="Times New Roman" w:cs="Times New Roman" w:eastAsia="Times New Roman" w:hAnsi="Times New Roman"/>
@@ -5196,9 +5428,9 @@
           <w:sz w:val="24"/>
           <w:szCs w:val="24"/>
         </w:rPr>
-        <w:t xml:space="preserve">Data Handling During Testing</w:t>
+        <w:t xml:space="preserve">Data handling during testing</w:t>
       </w:r>
-      <w:bookmarkEnd w:id="110"/>
+      <w:bookmarkEnd w:id="1"/>
     </w:p>
     <w:p>
       <w:pPr>
@@ -5211,7 +5443,7 @@
         <w:ind w:left="0" w:right="0" w:firstLine="0"/>
         <w:jc w:val="left"/>
       </w:pPr>
-      <w:bookmarkStart w:name="h_10" w:id="111"/>
+      <w:bookmarkStart w:name="h_10" w:id="1"/>
       <w:r>
         <w:rPr>
           <w:rFonts w:ascii="Times New Roman" w:cs="Times New Roman" w:eastAsia="Times New Roman" w:hAnsi="Times New Roman"/>
@@ -5223,9 +5455,9 @@
           <w:sz w:val="24"/>
           <w:szCs w:val="24"/>
         </w:rPr>
-        <w:t xml:space="preserve">Synthetic Data Only</w:t>
+        <w:t xml:space="preserve">Synthetic data only</w:t>
       </w:r>
-      <w:bookmarkEnd w:id="111"/>
+      <w:bookmarkEnd w:id="1"/>
     </w:p>
     <w:p>
       <w:pPr>
@@ -5244,7 +5476,7 @@
           <w:sz w:val="24"/>
           <w:szCs w:val="24"/>
         </w:rPr>
-        <w:t xml:space="preserve">No real patient record, and no record about any identifiable person, is entered into the testing environment at any point. Every patient, visit and laboratory requisition used in testing is invented for the purpose. Participants are instructed not to use the name of any real colleague, and not to describe any real medical event.</w:t>
+        <w:t xml:space="preserve">No real patient record, and no record about any identifiable person, is entered into the testing environment at any point. Every patient, visit, laboratory requisition, referral, assessment, monitoring event and monthly return used in testing is invented for the purpose. Participants are instructed not to use the name of any real colleague, and not to describe any real medical event.</w:t>
       </w:r>
     </w:p>
     <w:p>
@@ -5278,7 +5510,7 @@
         <w:ind w:left="0" w:right="0" w:firstLine="0"/>
         <w:jc w:val="left"/>
       </w:pPr>
-      <w:bookmarkStart w:name="h_11" w:id="112"/>
+      <w:bookmarkStart w:name="h_11" w:id="1"/>
       <w:r>
         <w:rPr>
           <w:rFonts w:ascii="Times New Roman" w:cs="Times New Roman" w:eastAsia="Times New Roman" w:hAnsi="Times New Roman"/>
@@ -5290,9 +5522,9 @@
           <w:sz w:val="24"/>
           <w:szCs w:val="24"/>
         </w:rPr>
-        <w:t xml:space="preserve">Why This Matters</w:t>
+        <w:t xml:space="preserve">Why this matters</w:t>
       </w:r>
-      <w:bookmarkEnd w:id="112"/>
+      <w:bookmarkEnd w:id="1"/>
     </w:p>
     <w:p>
       <w:pPr>
@@ -5325,7 +5557,7 @@
         <w:ind w:left="0" w:right="0" w:firstLine="0"/>
         <w:jc w:val="left"/>
       </w:pPr>
-      <w:bookmarkStart w:name="h_12" w:id="113"/>
+      <w:bookmarkStart w:name="h_12" w:id="1"/>
       <w:r>
         <w:rPr>
           <w:rFonts w:ascii="Times New Roman" w:cs="Times New Roman" w:eastAsia="Times New Roman" w:hAnsi="Times New Roman"/>
@@ -5337,9 +5569,9 @@
           <w:sz w:val="24"/>
           <w:szCs w:val="24"/>
         </w:rPr>
-        <w:t xml:space="preserve">Handling and Disposal</w:t>
+        <w:t xml:space="preserve">Handling and disposal</w:t>
       </w:r>
-      <w:bookmarkEnd w:id="113"/>
+      <w:bookmarkEnd w:id="1"/>
     </w:p>
     <w:p>
       <w:pPr>
@@ -5348,7 +5580,7 @@
         <w:ind w:left="0" w:right="0" w:firstLine="0"/>
         <w:jc w:val="left"/>
       </w:pPr>
-      <w:bookmarkStart w:name="tbl_3_1" w:id="114"/>
+      <w:bookmarkStart w:name="tbl_3_1" w:id="1"/>
       <w:r>
         <w:rPr>
           <w:rFonts w:ascii="Times New Roman" w:cs="Times New Roman" w:eastAsia="Times New Roman" w:hAnsi="Times New Roman"/>
@@ -5362,7 +5594,7 @@
         </w:rPr>
         <w:t xml:space="preserve">Table 3.1</w:t>
       </w:r>
-      <w:bookmarkEnd w:id="114"/>
+      <w:bookmarkEnd w:id="1"/>
       <w:r>
         <w:rPr>
           <w:rFonts w:ascii="Times New Roman" w:cs="Times New Roman" w:eastAsia="Times New Roman" w:hAnsi="Times New Roman"/>
@@ -5374,7 +5606,7 @@
           <w:sz w:val="18"/>
           <w:szCs w:val="18"/>
         </w:rPr>
-        <w:t xml:space="preserve">: Data Handling Undertakings</w:t>
+        <w:t xml:space="preserve">: Data handling undertakings</w:t>
       </w:r>
     </w:p>
     <w:tbl>
@@ -5705,7 +5937,7 @@
                 <w:sz w:val="20"/>
                 <w:szCs w:val="20"/>
               </w:rPr>
-              <w:t xml:space="preserve">No export</w:t>
+              <w:t xml:space="preserve">No real-data export</w:t>
             </w:r>
           </w:p>
         </w:tc>
@@ -5743,7 +5975,7 @@
                 <w:sz w:val="20"/>
                 <w:szCs w:val="20"/>
               </w:rPr>
-              <w:t xml:space="preserve">No data is copied out of the environment except the printable forms produced during testing, which carry synthetic content</w:t>
+              <w:t xml:space="preserve">Only laboratory forms, referral forms and patient history summaries containing synthetic test content may be copied out for review</w:t>
             </w:r>
           </w:p>
         </w:tc>
@@ -6108,7 +6340,7 @@
         <w:ind w:left="0" w:right="0" w:firstLine="0"/>
         <w:jc w:val="left"/>
       </w:pPr>
-      <w:bookmarkStart w:name="h_13" w:id="115"/>
+      <w:bookmarkStart w:name="h_13" w:id="1"/>
       <w:r>
         <w:rPr>
           <w:rFonts w:ascii="Times New Roman" w:cs="Times New Roman" w:eastAsia="Times New Roman" w:hAnsi="Times New Roman"/>
@@ -6120,9 +6352,9 @@
           <w:sz w:val="24"/>
           <w:szCs w:val="24"/>
         </w:rPr>
-        <w:t xml:space="preserve">Access Requested</w:t>
+        <w:t xml:space="preserve">Access requested</w:t>
       </w:r>
-      <w:bookmarkEnd w:id="115"/>
+      <w:bookmarkEnd w:id="1"/>
     </w:p>
     <w:p>
       <w:pPr>
@@ -6135,7 +6367,7 @@
         <w:ind w:left="0" w:right="0" w:firstLine="0"/>
         <w:jc w:val="left"/>
       </w:pPr>
-      <w:bookmarkStart w:name="h_14" w:id="116"/>
+      <w:bookmarkStart w:name="h_14" w:id="1"/>
       <w:r>
         <w:rPr>
           <w:rFonts w:ascii="Times New Roman" w:cs="Times New Roman" w:eastAsia="Times New Roman" w:hAnsi="Times New Roman"/>
@@ -6149,7 +6381,7 @@
         </w:rPr>
         <w:t xml:space="preserve">Infrastructure</w:t>
       </w:r>
-      <w:bookmarkEnd w:id="116"/>
+      <w:bookmarkEnd w:id="1"/>
     </w:p>
     <w:p>
       <w:pPr>
@@ -6158,7 +6390,7 @@
         <w:ind w:left="0" w:right="0" w:firstLine="0"/>
         <w:jc w:val="left"/>
       </w:pPr>
-      <w:bookmarkStart w:name="tbl_4_1" w:id="117"/>
+      <w:bookmarkStart w:name="tbl_4_1" w:id="1"/>
       <w:r>
         <w:rPr>
           <w:rFonts w:ascii="Times New Roman" w:cs="Times New Roman" w:eastAsia="Times New Roman" w:hAnsi="Times New Roman"/>
@@ -6172,7 +6404,7 @@
         </w:rPr>
         <w:t xml:space="preserve">Table 4.1</w:t>
       </w:r>
-      <w:bookmarkEnd w:id="117"/>
+      <w:bookmarkEnd w:id="1"/>
       <w:r>
         <w:rPr>
           <w:rFonts w:ascii="Times New Roman" w:cs="Times New Roman" w:eastAsia="Times New Roman" w:hAnsi="Times New Roman"/>
@@ -6184,7 +6416,7 @@
           <w:sz w:val="18"/>
           <w:szCs w:val="18"/>
         </w:rPr>
-        <w:t xml:space="preserve">: Infrastructure Requested</w:t>
+        <w:t xml:space="preserve">: Infrastructure requested</w:t>
       </w:r>
     </w:p>
     <w:tbl>
@@ -6669,7 +6901,7 @@
                 <w:sz w:val="20"/>
                 <w:szCs w:val="20"/>
               </w:rPr>
-              <w:t xml:space="preserve">Six services, an identity provider and two databases</w:t>
+              <w:t xml:space="preserve">Six application services, a web origin, an identity provider and two PostgreSQL instances</w:t>
             </w:r>
           </w:p>
         </w:tc>
@@ -7302,7 +7534,7 @@
         <w:ind w:left="0" w:right="0" w:firstLine="0"/>
         <w:jc w:val="left"/>
       </w:pPr>
-      <w:bookmarkStart w:name="h_15" w:id="118"/>
+      <w:bookmarkStart w:name="h_15" w:id="1"/>
       <w:r>
         <w:rPr>
           <w:rFonts w:ascii="Times New Roman" w:cs="Times New Roman" w:eastAsia="Times New Roman" w:hAnsi="Times New Roman"/>
@@ -7314,9 +7546,9 @@
           <w:sz w:val="24"/>
           <w:szCs w:val="24"/>
         </w:rPr>
-        <w:t xml:space="preserve">Access for People</w:t>
+        <w:t xml:space="preserve">Access for people</w:t>
       </w:r>
-      <w:bookmarkEnd w:id="118"/>
+      <w:bookmarkEnd w:id="1"/>
     </w:p>
     <w:p>
       <w:pPr>
@@ -7345,7 +7577,7 @@
         <w:ind w:left="0" w:right="0" w:firstLine="0"/>
         <w:jc w:val="left"/>
       </w:pPr>
-      <w:bookmarkStart w:name="tbl_4_2" w:id="119"/>
+      <w:bookmarkStart w:name="tbl_4_2" w:id="1"/>
       <w:r>
         <w:rPr>
           <w:rFonts w:ascii="Times New Roman" w:cs="Times New Roman" w:eastAsia="Times New Roman" w:hAnsi="Times New Roman"/>
@@ -7359,7 +7591,7 @@
         </w:rPr>
         <w:t xml:space="preserve">Table 4.2</w:t>
       </w:r>
-      <w:bookmarkEnd w:id="119"/>
+      <w:bookmarkEnd w:id="1"/>
       <w:r>
         <w:rPr>
           <w:rFonts w:ascii="Times New Roman" w:cs="Times New Roman" w:eastAsia="Times New Roman" w:hAnsi="Times New Roman"/>
@@ -7371,7 +7603,7 @@
           <w:sz w:val="18"/>
           <w:szCs w:val="18"/>
         </w:rPr>
-        <w:t xml:space="preserve">: Access Requested for Named People</w:t>
+        <w:t xml:space="preserve">: Access requested for named people</w:t>
       </w:r>
     </w:p>
     <w:tbl>
@@ -8393,7 +8625,7 @@
         <w:ind w:left="0" w:right="0" w:firstLine="0"/>
         <w:jc w:val="left"/>
       </w:pPr>
-      <w:bookmarkStart w:name="h_16" w:id="120"/>
+      <w:bookmarkStart w:name="h_16" w:id="1"/>
       <w:r>
         <w:rPr>
           <w:rFonts w:ascii="Times New Roman" w:cs="Times New Roman" w:eastAsia="Times New Roman" w:hAnsi="Times New Roman"/>
@@ -8405,9 +8637,9 @@
           <w:sz w:val="24"/>
           <w:szCs w:val="24"/>
         </w:rPr>
-        <w:t xml:space="preserve">What ICT Is Asked To Do</w:t>
+        <w:t xml:space="preserve">What ICT is asked to do</w:t>
       </w:r>
-      <w:bookmarkEnd w:id="120"/>
+      <w:bookmarkEnd w:id="1"/>
     </w:p>
     <w:p>
       <w:pPr>
@@ -8416,7 +8648,7 @@
         <w:ind w:left="0" w:right="0" w:firstLine="0"/>
         <w:jc w:val="left"/>
       </w:pPr>
-      <w:bookmarkStart w:name="tbl_4_3" w:id="121"/>
+      <w:bookmarkStart w:name="tbl_4_3" w:id="1"/>
       <w:r>
         <w:rPr>
           <w:rFonts w:ascii="Times New Roman" w:cs="Times New Roman" w:eastAsia="Times New Roman" w:hAnsi="Times New Roman"/>
@@ -8430,7 +8662,7 @@
         </w:rPr>
         <w:t xml:space="preserve">Table 4.3</w:t>
       </w:r>
-      <w:bookmarkEnd w:id="121"/>
+      <w:bookmarkEnd w:id="1"/>
       <w:r>
         <w:rPr>
           <w:rFonts w:ascii="Times New Roman" w:cs="Times New Roman" w:eastAsia="Times New Roman" w:hAnsi="Times New Roman"/>
@@ -8442,7 +8674,7 @@
           <w:sz w:val="18"/>
           <w:szCs w:val="18"/>
         </w:rPr>
-        <w:t xml:space="preserve">: Actions Requested of KMC ICT</w:t>
+        <w:t xml:space="preserve">: Actions requested of KMC ICT</w:t>
       </w:r>
     </w:p>
     <w:tbl>
@@ -8927,7 +9159,7 @@
                 <w:sz w:val="20"/>
                 <w:szCs w:val="20"/>
               </w:rPr>
-              <w:t xml:space="preserve">Generate the database and identity provider secrets from a controlled source. The Department will not supply them</w:t>
+              <w:t xml:space="preserve">Generate the database, identity provider, OIDC client and internal metrics ingest secrets from a controlled source. The Department will not supply them</w:t>
             </w:r>
           </w:p>
         </w:tc>
@@ -9084,6 +9316,122 @@
                 <w:szCs w:val="20"/>
               </w:rPr>
               <w:t xml:space="preserve">5</w:t>
+            </w:r>
+          </w:p>
+        </w:tc>
+        <w:tc>
+          <w:tcPr>
+            <w:tcW w:type="dxa" w:w="2471"/>
+            <w:tcBorders>
+              <w:top w:val="single" w:color="000000" w:sz="4"/>
+              <w:left w:val="single" w:color="000000" w:sz="4"/>
+              <w:bottom w:val="single" w:color="000000" w:sz="4"/>
+              <w:right w:val="single" w:color="000000" w:sz="4"/>
+            </w:tcBorders>
+            <w:tcMar>
+              <w:top w:type="dxa" w:w="60"/>
+              <w:left w:type="dxa" w:w="90"/>
+              <w:bottom w:type="dxa" w:w="60"/>
+              <w:right w:type="dxa" w:w="90"/>
+            </w:tcMar>
+            <w:vAlign w:val="center"/>
+          </w:tcPr>
+          <w:p>
+            <w:pPr>
+              <w:spacing w:after="0" w:line="240" w:lineRule="auto"/>
+              <w:ind w:left="0" w:right="0" w:firstLine="0"/>
+              <w:jc w:val="left"/>
+            </w:pPr>
+            <w:r>
+              <w:rPr>
+                <w:rFonts w:ascii="Times New Roman" w:cs="Times New Roman" w:eastAsia="Times New Roman" w:hAnsi="Times New Roman"/>
+                <w:b w:val="false"/>
+                <w:bCs w:val="false"/>
+                <w:i w:val="false"/>
+                <w:iCs w:val="false"/>
+                <w:color w:val="000000"/>
+                <w:sz w:val="20"/>
+                <w:szCs w:val="20"/>
+              </w:rPr>
+              <w:t xml:space="preserve">Resolve the clinical database connection</w:t>
+            </w:r>
+          </w:p>
+        </w:tc>
+        <w:tc>
+          <w:tcPr>
+            <w:tcW w:type="dxa" w:w="6654"/>
+            <w:tcBorders>
+              <w:top w:val="single" w:color="000000" w:sz="4"/>
+              <w:left w:val="single" w:color="000000" w:sz="4"/>
+              <w:bottom w:val="single" w:color="000000" w:sz="4"/>
+              <w:right w:val="single" w:color="000000" w:sz="4"/>
+            </w:tcBorders>
+            <w:tcMar>
+              <w:top w:type="dxa" w:w="60"/>
+              <w:left w:type="dxa" w:w="90"/>
+              <w:bottom w:type="dxa" w:w="60"/>
+              <w:right w:type="dxa" w:w="90"/>
+            </w:tcMar>
+            <w:vAlign w:val="center"/>
+          </w:tcPr>
+          <w:p>
+            <w:pPr>
+              <w:spacing w:after="0" w:line="240" w:lineRule="auto"/>
+              <w:ind w:left="0" w:right="0" w:firstLine="0"/>
+              <w:jc w:val="left"/>
+            </w:pPr>
+            <w:r>
+              <w:rPr>
+                <w:rFonts w:ascii="Times New Roman" w:cs="Times New Roman" w:eastAsia="Times New Roman" w:hAnsi="Times New Roman"/>
+                <w:b w:val="false"/>
+                <w:bCs w:val="false"/>
+                <w:i w:val="false"/>
+                <w:iCs w:val="false"/>
+                <w:color w:val="000000"/>
+                <w:sz w:val="20"/>
+                <w:szCs w:val="20"/>
+              </w:rPr>
+              <w:t xml:space="preserve">If k3s is used, provide PostgreSQL server TLS configuration matching the required clinical database URL, or approve a different connection policy. The clinical service cannot connect as the manifests currently stand</w:t>
+            </w:r>
+          </w:p>
+        </w:tc>
+      </w:tr>
+      <w:tr>
+        <w:tc>
+          <w:tcPr>
+            <w:tcW w:type="dxa" w:w="620"/>
+            <w:tcBorders>
+              <w:top w:val="single" w:color="000000" w:sz="4"/>
+              <w:left w:val="single" w:color="000000" w:sz="4"/>
+              <w:bottom w:val="single" w:color="000000" w:sz="4"/>
+              <w:right w:val="single" w:color="000000" w:sz="4"/>
+            </w:tcBorders>
+            <w:tcMar>
+              <w:top w:type="dxa" w:w="60"/>
+              <w:left w:type="dxa" w:w="90"/>
+              <w:bottom w:type="dxa" w:w="60"/>
+              <w:right w:type="dxa" w:w="90"/>
+            </w:tcMar>
+            <w:vAlign w:val="center"/>
+          </w:tcPr>
+          <w:p>
+            <w:pPr>
+              <w:spacing w:after="0" w:line="240" w:lineRule="auto"/>
+              <w:ind w:left="0" w:right="0" w:firstLine="0"/>
+              <w:jc w:val="left"/>
+            </w:pPr>
+            <w:r>
+              <w:rPr>
+                <w:rFonts w:ascii="Times New Roman" w:cs="Times New Roman" w:eastAsia="Times New Roman" w:hAnsi="Times New Roman"/>
+                <w:b w:val="false"/>
+                <w:bCs w:val="false"/>
+                <w:i w:val="false"/>
+                <w:iCs w:val="false"/>
+                <w:color w:val="000000"/>
+                <w:sz w:val="20"/>
+                <w:szCs w:val="20"/>
+              </w:rPr>
+              <w:t xml:space="preserve">6</w:t>
             </w:r>
           </w:p>
         </w:tc>
@@ -9176,7 +9524,7 @@
         <w:ind w:left="0" w:right="0" w:firstLine="0"/>
         <w:jc w:val="left"/>
       </w:pPr>
-      <w:bookmarkStart w:name="h_17" w:id="122"/>
+      <w:bookmarkStart w:name="h_17" w:id="1"/>
       <w:r>
         <w:rPr>
           <w:rFonts w:ascii="Times New Roman" w:cs="Times New Roman" w:eastAsia="Times New Roman" w:hAnsi="Times New Roman"/>
@@ -9188,9 +9536,9 @@
           <w:sz w:val="24"/>
           <w:szCs w:val="24"/>
         </w:rPr>
-        <w:t xml:space="preserve">Approval Route</w:t>
+        <w:t xml:space="preserve">Approval route</w:t>
       </w:r>
-      <w:bookmarkEnd w:id="122"/>
+      <w:bookmarkEnd w:id="1"/>
     </w:p>
     <w:p>
       <w:pPr>
@@ -9265,7 +9613,7 @@
         <w:ind w:left="0" w:right="0" w:firstLine="0"/>
         <w:jc w:val="left"/>
       </w:pPr>
-      <w:bookmarkStart w:name="fig_5_1" w:id="123"/>
+      <w:bookmarkStart w:name="fig_5_1" w:id="1"/>
       <w:r>
         <w:rPr>
           <w:rFonts w:ascii="Times New Roman" w:cs="Times New Roman" w:eastAsia="Times New Roman" w:hAnsi="Times New Roman"/>
@@ -9279,7 +9627,7 @@
         </w:rPr>
         <w:t xml:space="preserve">Figure 5.1</w:t>
       </w:r>
-      <w:bookmarkEnd w:id="123"/>
+      <w:bookmarkEnd w:id="1"/>
       <w:r>
         <w:rPr>
           <w:rFonts w:ascii="Times New Roman" w:cs="Times New Roman" w:eastAsia="Times New Roman" w:hAnsi="Times New Roman"/>
@@ -9291,7 +9639,7 @@
           <w:sz w:val="18"/>
           <w:szCs w:val="18"/>
         </w:rPr>
-        <w:t xml:space="preserve">: Approval and Provisioning Route</w:t>
+        <w:t xml:space="preserve">: Approval and provisioning route</w:t>
       </w:r>
     </w:p>
     <w:p>
@@ -9315,12 +9663,6 @@
       </w:r>
       <w:fldSimple w:instr="REF fig_5_1 \h">
         <w:r>
-          <w:rPr>
-            <w:rFonts w:ascii="Times New Roman" w:cs="Times New Roman" w:eastAsia="Times New Roman" w:hAnsi="Times New Roman"/>
-            <w:color w:val="000000"/>
-            <w:sz w:val="24"/>
-            <w:szCs w:val="24"/>
-          </w:rPr>
           <w:t xml:space="preserve">Figure 5.1</w:t>
         </w:r>
       </w:fldSimple>
@@ -9345,7 +9687,7 @@
         <w:ind w:left="0" w:right="0" w:firstLine="0"/>
         <w:jc w:val="left"/>
       </w:pPr>
-      <w:bookmarkStart w:name="tbl_5_1" w:id="124"/>
+      <w:bookmarkStart w:name="tbl_5_1" w:id="1"/>
       <w:r>
         <w:rPr>
           <w:rFonts w:ascii="Times New Roman" w:cs="Times New Roman" w:eastAsia="Times New Roman" w:hAnsi="Times New Roman"/>
@@ -9359,7 +9701,7 @@
         </w:rPr>
         <w:t xml:space="preserve">Table 5.1</w:t>
       </w:r>
-      <w:bookmarkEnd w:id="124"/>
+      <w:bookmarkEnd w:id="1"/>
       <w:r>
         <w:rPr>
           <w:rFonts w:ascii="Times New Roman" w:cs="Times New Roman" w:eastAsia="Times New Roman" w:hAnsi="Times New Roman"/>
@@ -9371,7 +9713,7 @@
           <w:sz w:val="18"/>
           <w:szCs w:val="18"/>
         </w:rPr>
-        <w:t xml:space="preserve">: Approvals Required</w:t>
+        <w:t xml:space="preserve">: Approvals required</w:t>
       </w:r>
     </w:p>
     <w:tbl>
@@ -9509,7 +9851,7 @@
                 <w:sz w:val="20"/>
                 <w:szCs w:val="20"/>
               </w:rPr>
-              <w:t xml:space="preserve">Approving What</w:t>
+              <w:t xml:space="preserve">Approving what</w:t>
             </w:r>
           </w:p>
         </w:tc>
@@ -10027,7 +10369,7 @@
         <w:ind w:left="0" w:right="0" w:firstLine="0"/>
         <w:jc w:val="left"/>
       </w:pPr>
-      <w:bookmarkStart w:name="h_18" w:id="125"/>
+      <w:bookmarkStart w:name="h_18" w:id="1"/>
       <w:r>
         <w:rPr>
           <w:rFonts w:ascii="Times New Roman" w:cs="Times New Roman" w:eastAsia="Times New Roman" w:hAnsi="Times New Roman"/>
@@ -10039,9 +10381,9 @@
           <w:sz w:val="24"/>
           <w:szCs w:val="24"/>
         </w:rPr>
-        <w:t xml:space="preserve">Testing Plan</w:t>
+        <w:t xml:space="preserve">Testing plan</w:t>
       </w:r>
-      <w:bookmarkEnd w:id="125"/>
+      <w:bookmarkEnd w:id="1"/>
     </w:p>
     <w:p>
       <w:pPr>
@@ -10054,7 +10396,7 @@
         <w:ind w:left="0" w:right="0" w:firstLine="0"/>
         <w:jc w:val="left"/>
       </w:pPr>
-      <w:bookmarkStart w:name="h_19" w:id="126"/>
+      <w:bookmarkStart w:name="h_19" w:id="1"/>
       <w:r>
         <w:rPr>
           <w:rFonts w:ascii="Times New Roman" w:cs="Times New Roman" w:eastAsia="Times New Roman" w:hAnsi="Times New Roman"/>
@@ -10068,7 +10410,7 @@
         </w:rPr>
         <w:t xml:space="preserve">Participants</w:t>
       </w:r>
-      <w:bookmarkEnd w:id="126"/>
+      <w:bookmarkEnd w:id="1"/>
     </w:p>
     <w:p>
       <w:pPr>
@@ -10077,7 +10419,7 @@
         <w:ind w:left="0" w:right="0" w:firstLine="0"/>
         <w:jc w:val="left"/>
       </w:pPr>
-      <w:bookmarkStart w:name="tbl_6_1" w:id="127"/>
+      <w:bookmarkStart w:name="tbl_6_1" w:id="1"/>
       <w:r>
         <w:rPr>
           <w:rFonts w:ascii="Times New Roman" w:cs="Times New Roman" w:eastAsia="Times New Roman" w:hAnsi="Times New Roman"/>
@@ -10091,7 +10433,7 @@
         </w:rPr>
         <w:t xml:space="preserve">Table 6.1</w:t>
       </w:r>
-      <w:bookmarkEnd w:id="127"/>
+      <w:bookmarkEnd w:id="1"/>
       <w:r>
         <w:rPr>
           <w:rFonts w:ascii="Times New Roman" w:cs="Times New Roman" w:eastAsia="Times New Roman" w:hAnsi="Times New Roman"/>
@@ -10103,7 +10445,7 @@
           <w:sz w:val="18"/>
           <w:szCs w:val="18"/>
         </w:rPr>
-        <w:t xml:space="preserve">: Testing Participants and Their Role in the Test</w:t>
+        <w:t xml:space="preserve">: Testing participants and their role in the test</w:t>
       </w:r>
     </w:p>
     <w:tbl>
@@ -10163,7 +10505,7 @@
                 <w:sz w:val="20"/>
                 <w:szCs w:val="20"/>
               </w:rPr>
-              <w:t xml:space="preserve">Participant Role</w:t>
+              <w:t xml:space="preserve">Participant role</w:t>
             </w:r>
           </w:p>
         </w:tc>
@@ -10241,7 +10583,7 @@
                 <w:sz w:val="20"/>
                 <w:szCs w:val="20"/>
               </w:rPr>
-              <w:t xml:space="preserve">What They Test</w:t>
+              <w:t xml:space="preserve">What they test</w:t>
             </w:r>
           </w:p>
         </w:tc>
@@ -10280,7 +10622,7 @@
                 <w:sz w:val="20"/>
                 <w:szCs w:val="20"/>
               </w:rPr>
-              <w:t xml:space="preserve">Time Required</w:t>
+              <w:t xml:space="preserve">Time required</w:t>
             </w:r>
           </w:p>
         </w:tc>
@@ -10396,7 +10738,7 @@
                 <w:sz w:val="20"/>
                 <w:szCs w:val="20"/>
               </w:rPr>
-              <w:t xml:space="preserve">Registry, clinic visit, laboratory requisition, patient record</w:t>
+              <w:t xml:space="preserve">Clinical workflow, referral, ergonomics, hygiene, occupational plan and monthly return</w:t>
             </w:r>
           </w:p>
         </w:tc>
@@ -10550,7 +10892,7 @@
                 <w:sz w:val="20"/>
                 <w:szCs w:val="20"/>
               </w:rPr>
-              <w:t xml:space="preserve">Account administration, dashboard, absence of clinical access</w:t>
+              <w:t xml:space="preserve">Account administration, operational read-only views, dashboard and absence of clinical access</w:t>
             </w:r>
           </w:p>
         </w:tc>
@@ -10913,7 +11255,7 @@
         <w:ind w:left="0" w:right="0" w:firstLine="0"/>
         <w:jc w:val="left"/>
       </w:pPr>
-      <w:bookmarkStart w:name="h_20" w:id="128"/>
+      <w:bookmarkStart w:name="h_20" w:id="1"/>
       <w:r>
         <w:rPr>
           <w:rFonts w:ascii="Times New Roman" w:cs="Times New Roman" w:eastAsia="Times New Roman" w:hAnsi="Times New Roman"/>
@@ -10925,9 +11267,9 @@
           <w:sz w:val="24"/>
           <w:szCs w:val="24"/>
         </w:rPr>
-        <w:t xml:space="preserve">What Will Be Tested</w:t>
+        <w:t xml:space="preserve">What will be tested</w:t>
       </w:r>
-      <w:bookmarkEnd w:id="128"/>
+      <w:bookmarkEnd w:id="1"/>
     </w:p>
     <w:p>
       <w:pPr>
@@ -10936,7 +11278,7 @@
         <w:ind w:left="0" w:right="0" w:firstLine="0"/>
         <w:jc w:val="left"/>
       </w:pPr>
-      <w:bookmarkStart w:name="tbl_6_2" w:id="129"/>
+      <w:bookmarkStart w:name="tbl_6_2" w:id="1"/>
       <w:r>
         <w:rPr>
           <w:rFonts w:ascii="Times New Roman" w:cs="Times New Roman" w:eastAsia="Times New Roman" w:hAnsi="Times New Roman"/>
@@ -10950,7 +11292,7 @@
         </w:rPr>
         <w:t xml:space="preserve">Table 6.2</w:t>
       </w:r>
-      <w:bookmarkEnd w:id="129"/>
+      <w:bookmarkEnd w:id="1"/>
       <w:r>
         <w:rPr>
           <w:rFonts w:ascii="Times New Roman" w:cs="Times New Roman" w:eastAsia="Times New Roman" w:hAnsi="Times New Roman"/>
@@ -10962,7 +11304,7 @@
           <w:sz w:val="18"/>
           <w:szCs w:val="18"/>
         </w:rPr>
-        <w:t xml:space="preserve">: Acceptance Criteria for User Testing</w:t>
+        <w:t xml:space="preserve">: Acceptance criteria for user testing</w:t>
       </w:r>
     </w:p>
     <w:tbl>
@@ -11911,7 +12253,7 @@
                 <w:sz w:val="20"/>
                 <w:szCs w:val="20"/>
               </w:rPr>
-              <w:t xml:space="preserve">The patient record shows visits and laboratory work together, in one place</w:t>
+              <w:t xml:space="preserve">The patient record shows visits, laboratory work and referrals together, in one place, and the summary download excludes unsigned visits</w:t>
             </w:r>
           </w:p>
         </w:tc>
@@ -12143,7 +12485,7 @@
                 <w:sz w:val="20"/>
                 <w:szCs w:val="20"/>
               </w:rPr>
-              <w:t xml:space="preserve">The manager and the director cannot reach any patient, visit or laboratory record by any route</w:t>
+              <w:t xml:space="preserve">The manager and the director cannot reach any patient, visit, laboratory or referral record by any route</w:t>
             </w:r>
           </w:p>
         </w:tc>
@@ -12492,6 +12834,702 @@
                 <w:szCs w:val="20"/>
               </w:rPr>
               <w:t xml:space="preserve">Every status remains distinguishable when colour is removed from the display</w:t>
+            </w:r>
+          </w:p>
+        </w:tc>
+      </w:tr>
+      <w:tr>
+        <w:tc>
+          <w:tcPr>
+            <w:tcW w:type="dxa" w:w="620"/>
+            <w:tcBorders>
+              <w:top w:val="single" w:color="000000" w:sz="4"/>
+              <w:left w:val="single" w:color="000000" w:sz="4"/>
+              <w:bottom w:val="single" w:color="000000" w:sz="4"/>
+              <w:right w:val="single" w:color="000000" w:sz="4"/>
+            </w:tcBorders>
+            <w:tcMar>
+              <w:top w:type="dxa" w:w="60"/>
+              <w:left w:type="dxa" w:w="90"/>
+              <w:bottom w:type="dxa" w:w="60"/>
+              <w:right w:type="dxa" w:w="90"/>
+            </w:tcMar>
+            <w:vAlign w:val="center"/>
+          </w:tcPr>
+          <w:p>
+            <w:pPr>
+              <w:spacing w:after="0" w:line="240" w:lineRule="auto"/>
+              <w:ind w:left="0" w:right="0" w:firstLine="0"/>
+              <w:jc w:val="left"/>
+            </w:pPr>
+            <w:r>
+              <w:rPr>
+                <w:rFonts w:ascii="Times New Roman" w:cs="Times New Roman" w:eastAsia="Times New Roman" w:hAnsi="Times New Roman"/>
+                <w:b w:val="false"/>
+                <w:bCs w:val="false"/>
+                <w:i w:val="false"/>
+                <w:iCs w:val="false"/>
+                <w:color w:val="000000"/>
+                <w:sz w:val="20"/>
+                <w:szCs w:val="20"/>
+              </w:rPr>
+              <w:t xml:space="preserve">13</w:t>
+            </w:r>
+          </w:p>
+        </w:tc>
+        <w:tc>
+          <w:tcPr>
+            <w:tcW w:type="dxa" w:w="1521"/>
+            <w:tcBorders>
+              <w:top w:val="single" w:color="000000" w:sz="4"/>
+              <w:left w:val="single" w:color="000000" w:sz="4"/>
+              <w:bottom w:val="single" w:color="000000" w:sz="4"/>
+              <w:right w:val="single" w:color="000000" w:sz="4"/>
+            </w:tcBorders>
+            <w:tcMar>
+              <w:top w:type="dxa" w:w="60"/>
+              <w:left w:type="dxa" w:w="90"/>
+              <w:bottom w:type="dxa" w:w="60"/>
+              <w:right w:type="dxa" w:w="90"/>
+            </w:tcMar>
+            <w:vAlign w:val="center"/>
+          </w:tcPr>
+          <w:p>
+            <w:pPr>
+              <w:spacing w:after="0" w:line="240" w:lineRule="auto"/>
+              <w:ind w:left="0" w:right="0" w:firstLine="0"/>
+              <w:jc w:val="left"/>
+            </w:pPr>
+            <w:r>
+              <w:rPr>
+                <w:rFonts w:ascii="Times New Roman" w:cs="Times New Roman" w:eastAsia="Times New Roman" w:hAnsi="Times New Roman"/>
+                <w:b w:val="false"/>
+                <w:bCs w:val="false"/>
+                <w:i w:val="false"/>
+                <w:iCs w:val="false"/>
+                <w:color w:val="000000"/>
+                <w:sz w:val="20"/>
+                <w:szCs w:val="20"/>
+              </w:rPr>
+              <w:t xml:space="preserve">UAT-13</w:t>
+            </w:r>
+          </w:p>
+        </w:tc>
+        <w:tc>
+          <w:tcPr>
+            <w:tcW w:type="dxa" w:w="7605"/>
+            <w:tcBorders>
+              <w:top w:val="single" w:color="000000" w:sz="4"/>
+              <w:left w:val="single" w:color="000000" w:sz="4"/>
+              <w:bottom w:val="single" w:color="000000" w:sz="4"/>
+              <w:right w:val="single" w:color="000000" w:sz="4"/>
+            </w:tcBorders>
+            <w:tcMar>
+              <w:top w:type="dxa" w:w="60"/>
+              <w:left w:type="dxa" w:w="90"/>
+              <w:bottom w:type="dxa" w:w="60"/>
+              <w:right w:type="dxa" w:w="90"/>
+            </w:tcMar>
+            <w:vAlign w:val="center"/>
+          </w:tcPr>
+          <w:p>
+            <w:pPr>
+              <w:spacing w:after="0" w:line="240" w:lineRule="auto"/>
+              <w:ind w:left="0" w:right="0" w:firstLine="0"/>
+              <w:jc w:val="left"/>
+            </w:pPr>
+            <w:r>
+              <w:rPr>
+                <w:rFonts w:ascii="Times New Roman" w:cs="Times New Roman" w:eastAsia="Times New Roman" w:hAnsi="Times New Roman"/>
+                <w:b w:val="false"/>
+                <w:bCs w:val="false"/>
+                <w:i w:val="false"/>
+                <w:iCs w:val="false"/>
+                <w:color w:val="000000"/>
+                <w:sz w:val="20"/>
+                <w:szCs w:val="20"/>
+              </w:rPr>
+              <w:t xml:space="preserve">A referral derives patient identity and vital signs from its visit, advances through all five states and produces a recognisable form</w:t>
+            </w:r>
+          </w:p>
+        </w:tc>
+      </w:tr>
+      <w:tr>
+        <w:tc>
+          <w:tcPr>
+            <w:tcW w:type="dxa" w:w="620"/>
+            <w:tcBorders>
+              <w:top w:val="single" w:color="000000" w:sz="4"/>
+              <w:left w:val="single" w:color="000000" w:sz="4"/>
+              <w:bottom w:val="single" w:color="000000" w:sz="4"/>
+              <w:right w:val="single" w:color="000000" w:sz="4"/>
+            </w:tcBorders>
+            <w:tcMar>
+              <w:top w:type="dxa" w:w="60"/>
+              <w:left w:type="dxa" w:w="90"/>
+              <w:bottom w:type="dxa" w:w="60"/>
+              <w:right w:type="dxa" w:w="90"/>
+            </w:tcMar>
+            <w:vAlign w:val="center"/>
+          </w:tcPr>
+          <w:p>
+            <w:pPr>
+              <w:spacing w:after="0" w:line="240" w:lineRule="auto"/>
+              <w:ind w:left="0" w:right="0" w:firstLine="0"/>
+              <w:jc w:val="left"/>
+            </w:pPr>
+            <w:r>
+              <w:rPr>
+                <w:rFonts w:ascii="Times New Roman" w:cs="Times New Roman" w:eastAsia="Times New Roman" w:hAnsi="Times New Roman"/>
+                <w:b w:val="false"/>
+                <w:bCs w:val="false"/>
+                <w:i w:val="false"/>
+                <w:iCs w:val="false"/>
+                <w:color w:val="000000"/>
+                <w:sz w:val="20"/>
+                <w:szCs w:val="20"/>
+              </w:rPr>
+              <w:t xml:space="preserve">14</w:t>
+            </w:r>
+          </w:p>
+        </w:tc>
+        <w:tc>
+          <w:tcPr>
+            <w:tcW w:type="dxa" w:w="1521"/>
+            <w:tcBorders>
+              <w:top w:val="single" w:color="000000" w:sz="4"/>
+              <w:left w:val="single" w:color="000000" w:sz="4"/>
+              <w:bottom w:val="single" w:color="000000" w:sz="4"/>
+              <w:right w:val="single" w:color="000000" w:sz="4"/>
+            </w:tcBorders>
+            <w:tcMar>
+              <w:top w:type="dxa" w:w="60"/>
+              <w:left w:type="dxa" w:w="90"/>
+              <w:bottom w:type="dxa" w:w="60"/>
+              <w:right w:type="dxa" w:w="90"/>
+            </w:tcMar>
+            <w:vAlign w:val="center"/>
+          </w:tcPr>
+          <w:p>
+            <w:pPr>
+              <w:spacing w:after="0" w:line="240" w:lineRule="auto"/>
+              <w:ind w:left="0" w:right="0" w:firstLine="0"/>
+              <w:jc w:val="left"/>
+            </w:pPr>
+            <w:r>
+              <w:rPr>
+                <w:rFonts w:ascii="Times New Roman" w:cs="Times New Roman" w:eastAsia="Times New Roman" w:hAnsi="Times New Roman"/>
+                <w:b w:val="false"/>
+                <w:bCs w:val="false"/>
+                <w:i w:val="false"/>
+                <w:iCs w:val="false"/>
+                <w:color w:val="000000"/>
+                <w:sz w:val="20"/>
+                <w:szCs w:val="20"/>
+              </w:rPr>
+              <w:t xml:space="preserve">UAT-14</w:t>
+            </w:r>
+          </w:p>
+        </w:tc>
+        <w:tc>
+          <w:tcPr>
+            <w:tcW w:type="dxa" w:w="7605"/>
+            <w:tcBorders>
+              <w:top w:val="single" w:color="000000" w:sz="4"/>
+              <w:left w:val="single" w:color="000000" w:sz="4"/>
+              <w:bottom w:val="single" w:color="000000" w:sz="4"/>
+              <w:right w:val="single" w:color="000000" w:sz="4"/>
+            </w:tcBorders>
+            <w:tcMar>
+              <w:top w:type="dxa" w:w="60"/>
+              <w:left w:type="dxa" w:w="90"/>
+              <w:bottom w:type="dxa" w:w="60"/>
+              <w:right w:type="dxa" w:w="90"/>
+            </w:tcMar>
+            <w:vAlign w:val="center"/>
+          </w:tcPr>
+          <w:p>
+            <w:pPr>
+              <w:spacing w:after="0" w:line="240" w:lineRule="auto"/>
+              <w:ind w:left="0" w:right="0" w:firstLine="0"/>
+              <w:jc w:val="left"/>
+            </w:pPr>
+            <w:r>
+              <w:rPr>
+                <w:rFonts w:ascii="Times New Roman" w:cs="Times New Roman" w:eastAsia="Times New Roman" w:hAnsi="Times New Roman"/>
+                <w:b w:val="false"/>
+                <w:bCs w:val="false"/>
+                <w:i w:val="false"/>
+                <w:iCs w:val="false"/>
+                <w:color w:val="000000"/>
+                <w:sz w:val="20"/>
+                <w:szCs w:val="20"/>
+              </w:rPr>
+              <w:t xml:space="preserve">Returned referral leave reaches absenteeism once and is shown separately from the manually entered lost days</w:t>
+            </w:r>
+          </w:p>
+        </w:tc>
+      </w:tr>
+      <w:tr>
+        <w:tc>
+          <w:tcPr>
+            <w:tcW w:type="dxa" w:w="620"/>
+            <w:tcBorders>
+              <w:top w:val="single" w:color="000000" w:sz="4"/>
+              <w:left w:val="single" w:color="000000" w:sz="4"/>
+              <w:bottom w:val="single" w:color="000000" w:sz="4"/>
+              <w:right w:val="single" w:color="000000" w:sz="4"/>
+            </w:tcBorders>
+            <w:tcMar>
+              <w:top w:type="dxa" w:w="60"/>
+              <w:left w:type="dxa" w:w="90"/>
+              <w:bottom w:type="dxa" w:w="60"/>
+              <w:right w:type="dxa" w:w="90"/>
+            </w:tcMar>
+            <w:vAlign w:val="center"/>
+          </w:tcPr>
+          <w:p>
+            <w:pPr>
+              <w:spacing w:after="0" w:line="240" w:lineRule="auto"/>
+              <w:ind w:left="0" w:right="0" w:firstLine="0"/>
+              <w:jc w:val="left"/>
+            </w:pPr>
+            <w:r>
+              <w:rPr>
+                <w:rFonts w:ascii="Times New Roman" w:cs="Times New Roman" w:eastAsia="Times New Roman" w:hAnsi="Times New Roman"/>
+                <w:b w:val="false"/>
+                <w:bCs w:val="false"/>
+                <w:i w:val="false"/>
+                <w:iCs w:val="false"/>
+                <w:color w:val="000000"/>
+                <w:sz w:val="20"/>
+                <w:szCs w:val="20"/>
+              </w:rPr>
+              <w:t xml:space="preserve">15</w:t>
+            </w:r>
+          </w:p>
+        </w:tc>
+        <w:tc>
+          <w:tcPr>
+            <w:tcW w:type="dxa" w:w="1521"/>
+            <w:tcBorders>
+              <w:top w:val="single" w:color="000000" w:sz="4"/>
+              <w:left w:val="single" w:color="000000" w:sz="4"/>
+              <w:bottom w:val="single" w:color="000000" w:sz="4"/>
+              <w:right w:val="single" w:color="000000" w:sz="4"/>
+            </w:tcBorders>
+            <w:tcMar>
+              <w:top w:type="dxa" w:w="60"/>
+              <w:left w:type="dxa" w:w="90"/>
+              <w:bottom w:type="dxa" w:w="60"/>
+              <w:right w:type="dxa" w:w="90"/>
+            </w:tcMar>
+            <w:vAlign w:val="center"/>
+          </w:tcPr>
+          <w:p>
+            <w:pPr>
+              <w:spacing w:after="0" w:line="240" w:lineRule="auto"/>
+              <w:ind w:left="0" w:right="0" w:firstLine="0"/>
+              <w:jc w:val="left"/>
+            </w:pPr>
+            <w:r>
+              <w:rPr>
+                <w:rFonts w:ascii="Times New Roman" w:cs="Times New Roman" w:eastAsia="Times New Roman" w:hAnsi="Times New Roman"/>
+                <w:b w:val="false"/>
+                <w:bCs w:val="false"/>
+                <w:i w:val="false"/>
+                <w:iCs w:val="false"/>
+                <w:color w:val="000000"/>
+                <w:sz w:val="20"/>
+                <w:szCs w:val="20"/>
+              </w:rPr>
+              <w:t xml:space="preserve">UAT-15</w:t>
+            </w:r>
+          </w:p>
+        </w:tc>
+        <w:tc>
+          <w:tcPr>
+            <w:tcW w:type="dxa" w:w="7605"/>
+            <w:tcBorders>
+              <w:top w:val="single" w:color="000000" w:sz="4"/>
+              <w:left w:val="single" w:color="000000" w:sz="4"/>
+              <w:bottom w:val="single" w:color="000000" w:sz="4"/>
+              <w:right w:val="single" w:color="000000" w:sz="4"/>
+            </w:tcBorders>
+            <w:tcMar>
+              <w:top w:type="dxa" w:w="60"/>
+              <w:left w:type="dxa" w:w="90"/>
+              <w:bottom w:type="dxa" w:w="60"/>
+              <w:right w:type="dxa" w:w="90"/>
+            </w:tcMar>
+            <w:vAlign w:val="center"/>
+          </w:tcPr>
+          <w:p>
+            <w:pPr>
+              <w:spacing w:after="0" w:line="240" w:lineRule="auto"/>
+              <w:ind w:left="0" w:right="0" w:firstLine="0"/>
+              <w:jc w:val="left"/>
+            </w:pPr>
+            <w:r>
+              <w:rPr>
+                <w:rFonts w:ascii="Times New Roman" w:cs="Times New Roman" w:eastAsia="Times New Roman" w:hAnsi="Times New Roman"/>
+                <w:b w:val="false"/>
+                <w:bCs w:val="false"/>
+                <w:i w:val="false"/>
+                <w:iCs w:val="false"/>
+                <w:color w:val="000000"/>
+                <w:sz w:val="20"/>
+                <w:szCs w:val="20"/>
+              </w:rPr>
+              <w:t xml:space="preserve">An ergonomic assessment creates corrective actions and the dashboard counts actions against their due month</w:t>
+            </w:r>
+          </w:p>
+        </w:tc>
+      </w:tr>
+      <w:tr>
+        <w:tc>
+          <w:tcPr>
+            <w:tcW w:type="dxa" w:w="620"/>
+            <w:tcBorders>
+              <w:top w:val="single" w:color="000000" w:sz="4"/>
+              <w:left w:val="single" w:color="000000" w:sz="4"/>
+              <w:bottom w:val="single" w:color="000000" w:sz="4"/>
+              <w:right w:val="single" w:color="000000" w:sz="4"/>
+            </w:tcBorders>
+            <w:tcMar>
+              <w:top w:type="dxa" w:w="60"/>
+              <w:left w:type="dxa" w:w="90"/>
+              <w:bottom w:type="dxa" w:w="60"/>
+              <w:right w:type="dxa" w:w="90"/>
+            </w:tcMar>
+            <w:vAlign w:val="center"/>
+          </w:tcPr>
+          <w:p>
+            <w:pPr>
+              <w:spacing w:after="0" w:line="240" w:lineRule="auto"/>
+              <w:ind w:left="0" w:right="0" w:firstLine="0"/>
+              <w:jc w:val="left"/>
+            </w:pPr>
+            <w:r>
+              <w:rPr>
+                <w:rFonts w:ascii="Times New Roman" w:cs="Times New Roman" w:eastAsia="Times New Roman" w:hAnsi="Times New Roman"/>
+                <w:b w:val="false"/>
+                <w:bCs w:val="false"/>
+                <w:i w:val="false"/>
+                <w:iCs w:val="false"/>
+                <w:color w:val="000000"/>
+                <w:sz w:val="20"/>
+                <w:szCs w:val="20"/>
+              </w:rPr>
+              <w:t xml:space="preserve">16</w:t>
+            </w:r>
+          </w:p>
+        </w:tc>
+        <w:tc>
+          <w:tcPr>
+            <w:tcW w:type="dxa" w:w="1521"/>
+            <w:tcBorders>
+              <w:top w:val="single" w:color="000000" w:sz="4"/>
+              <w:left w:val="single" w:color="000000" w:sz="4"/>
+              <w:bottom w:val="single" w:color="000000" w:sz="4"/>
+              <w:right w:val="single" w:color="000000" w:sz="4"/>
+            </w:tcBorders>
+            <w:tcMar>
+              <w:top w:type="dxa" w:w="60"/>
+              <w:left w:type="dxa" w:w="90"/>
+              <w:bottom w:type="dxa" w:w="60"/>
+              <w:right w:type="dxa" w:w="90"/>
+            </w:tcMar>
+            <w:vAlign w:val="center"/>
+          </w:tcPr>
+          <w:p>
+            <w:pPr>
+              <w:spacing w:after="0" w:line="240" w:lineRule="auto"/>
+              <w:ind w:left="0" w:right="0" w:firstLine="0"/>
+              <w:jc w:val="left"/>
+            </w:pPr>
+            <w:r>
+              <w:rPr>
+                <w:rFonts w:ascii="Times New Roman" w:cs="Times New Roman" w:eastAsia="Times New Roman" w:hAnsi="Times New Roman"/>
+                <w:b w:val="false"/>
+                <w:bCs w:val="false"/>
+                <w:i w:val="false"/>
+                <w:iCs w:val="false"/>
+                <w:color w:val="000000"/>
+                <w:sz w:val="20"/>
+                <w:szCs w:val="20"/>
+              </w:rPr>
+              <w:t xml:space="preserve">UAT-16</w:t>
+            </w:r>
+          </w:p>
+        </w:tc>
+        <w:tc>
+          <w:tcPr>
+            <w:tcW w:type="dxa" w:w="7605"/>
+            <w:tcBorders>
+              <w:top w:val="single" w:color="000000" w:sz="4"/>
+              <w:left w:val="single" w:color="000000" w:sz="4"/>
+              <w:bottom w:val="single" w:color="000000" w:sz="4"/>
+              <w:right w:val="single" w:color="000000" w:sz="4"/>
+            </w:tcBorders>
+            <w:tcMar>
+              <w:top w:type="dxa" w:w="60"/>
+              <w:left w:type="dxa" w:w="90"/>
+              <w:bottom w:type="dxa" w:w="60"/>
+              <w:right w:type="dxa" w:w="90"/>
+            </w:tcMar>
+            <w:vAlign w:val="center"/>
+          </w:tcPr>
+          <w:p>
+            <w:pPr>
+              <w:spacing w:after="0" w:line="240" w:lineRule="auto"/>
+              <w:ind w:left="0" w:right="0" w:firstLine="0"/>
+              <w:jc w:val="left"/>
+            </w:pPr>
+            <w:r>
+              <w:rPr>
+                <w:rFonts w:ascii="Times New Roman" w:cs="Times New Roman" w:eastAsia="Times New Roman" w:hAnsi="Times New Roman"/>
+                <w:b w:val="false"/>
+                <w:bCs w:val="false"/>
+                <w:i w:val="false"/>
+                <w:iCs w:val="false"/>
+                <w:color w:val="000000"/>
+                <w:sz w:val="20"/>
+                <w:szCs w:val="20"/>
+              </w:rPr>
+              <w:t xml:space="preserve">A hygiene reading uses the limit in force on its reading date, shows the copied limit and retains the same result after a later limit is introduced</w:t>
+            </w:r>
+          </w:p>
+        </w:tc>
+      </w:tr>
+      <w:tr>
+        <w:tc>
+          <w:tcPr>
+            <w:tcW w:type="dxa" w:w="620"/>
+            <w:tcBorders>
+              <w:top w:val="single" w:color="000000" w:sz="4"/>
+              <w:left w:val="single" w:color="000000" w:sz="4"/>
+              <w:bottom w:val="single" w:color="000000" w:sz="4"/>
+              <w:right w:val="single" w:color="000000" w:sz="4"/>
+            </w:tcBorders>
+            <w:tcMar>
+              <w:top w:type="dxa" w:w="60"/>
+              <w:left w:type="dxa" w:w="90"/>
+              <w:bottom w:type="dxa" w:w="60"/>
+              <w:right w:type="dxa" w:w="90"/>
+            </w:tcMar>
+            <w:vAlign w:val="center"/>
+          </w:tcPr>
+          <w:p>
+            <w:pPr>
+              <w:spacing w:after="0" w:line="240" w:lineRule="auto"/>
+              <w:ind w:left="0" w:right="0" w:firstLine="0"/>
+              <w:jc w:val="left"/>
+            </w:pPr>
+            <w:r>
+              <w:rPr>
+                <w:rFonts w:ascii="Times New Roman" w:cs="Times New Roman" w:eastAsia="Times New Roman" w:hAnsi="Times New Roman"/>
+                <w:b w:val="false"/>
+                <w:bCs w:val="false"/>
+                <w:i w:val="false"/>
+                <w:iCs w:val="false"/>
+                <w:color w:val="000000"/>
+                <w:sz w:val="20"/>
+                <w:szCs w:val="20"/>
+              </w:rPr>
+              <w:t xml:space="preserve">17</w:t>
+            </w:r>
+          </w:p>
+        </w:tc>
+        <w:tc>
+          <w:tcPr>
+            <w:tcW w:type="dxa" w:w="1521"/>
+            <w:tcBorders>
+              <w:top w:val="single" w:color="000000" w:sz="4"/>
+              <w:left w:val="single" w:color="000000" w:sz="4"/>
+              <w:bottom w:val="single" w:color="000000" w:sz="4"/>
+              <w:right w:val="single" w:color="000000" w:sz="4"/>
+            </w:tcBorders>
+            <w:tcMar>
+              <w:top w:type="dxa" w:w="60"/>
+              <w:left w:type="dxa" w:w="90"/>
+              <w:bottom w:type="dxa" w:w="60"/>
+              <w:right w:type="dxa" w:w="90"/>
+            </w:tcMar>
+            <w:vAlign w:val="center"/>
+          </w:tcPr>
+          <w:p>
+            <w:pPr>
+              <w:spacing w:after="0" w:line="240" w:lineRule="auto"/>
+              <w:ind w:left="0" w:right="0" w:firstLine="0"/>
+              <w:jc w:val="left"/>
+            </w:pPr>
+            <w:r>
+              <w:rPr>
+                <w:rFonts w:ascii="Times New Roman" w:cs="Times New Roman" w:eastAsia="Times New Roman" w:hAnsi="Times New Roman"/>
+                <w:b w:val="false"/>
+                <w:bCs w:val="false"/>
+                <w:i w:val="false"/>
+                <w:iCs w:val="false"/>
+                <w:color w:val="000000"/>
+                <w:sz w:val="20"/>
+                <w:szCs w:val="20"/>
+              </w:rPr>
+              <w:t xml:space="preserve">UAT-17</w:t>
+            </w:r>
+          </w:p>
+        </w:tc>
+        <w:tc>
+          <w:tcPr>
+            <w:tcW w:type="dxa" w:w="7605"/>
+            <w:tcBorders>
+              <w:top w:val="single" w:color="000000" w:sz="4"/>
+              <w:left w:val="single" w:color="000000" w:sz="4"/>
+              <w:bottom w:val="single" w:color="000000" w:sz="4"/>
+              <w:right w:val="single" w:color="000000" w:sz="4"/>
+            </w:tcBorders>
+            <w:tcMar>
+              <w:top w:type="dxa" w:w="60"/>
+              <w:left w:type="dxa" w:w="90"/>
+              <w:bottom w:type="dxa" w:w="60"/>
+              <w:right w:type="dxa" w:w="90"/>
+            </w:tcMar>
+            <w:vAlign w:val="center"/>
+          </w:tcPr>
+          <w:p>
+            <w:pPr>
+              <w:spacing w:after="0" w:line="240" w:lineRule="auto"/>
+              <w:ind w:left="0" w:right="0" w:firstLine="0"/>
+              <w:jc w:val="left"/>
+            </w:pPr>
+            <w:r>
+              <w:rPr>
+                <w:rFonts w:ascii="Times New Roman" w:cs="Times New Roman" w:eastAsia="Times New Roman" w:hAnsi="Times New Roman"/>
+                <w:b w:val="false"/>
+                <w:bCs w:val="false"/>
+                <w:i w:val="false"/>
+                <w:iCs w:val="false"/>
+                <w:color w:val="000000"/>
+                <w:sz w:val="20"/>
+                <w:szCs w:val="20"/>
+              </w:rPr>
+              <w:t xml:space="preserve">Correcting an occupational plan or monthly return requires a reason and leaves the former values available</w:t>
+            </w:r>
+          </w:p>
+        </w:tc>
+      </w:tr>
+      <w:tr>
+        <w:tc>
+          <w:tcPr>
+            <w:tcW w:type="dxa" w:w="620"/>
+            <w:tcBorders>
+              <w:top w:val="single" w:color="000000" w:sz="4"/>
+              <w:left w:val="single" w:color="000000" w:sz="4"/>
+              <w:bottom w:val="single" w:color="000000" w:sz="4"/>
+              <w:right w:val="single" w:color="000000" w:sz="4"/>
+            </w:tcBorders>
+            <w:tcMar>
+              <w:top w:type="dxa" w:w="60"/>
+              <w:left w:type="dxa" w:w="90"/>
+              <w:bottom w:type="dxa" w:w="60"/>
+              <w:right w:type="dxa" w:w="90"/>
+            </w:tcMar>
+            <w:vAlign w:val="center"/>
+          </w:tcPr>
+          <w:p>
+            <w:pPr>
+              <w:spacing w:after="0" w:line="240" w:lineRule="auto"/>
+              <w:ind w:left="0" w:right="0" w:firstLine="0"/>
+              <w:jc w:val="left"/>
+            </w:pPr>
+            <w:r>
+              <w:rPr>
+                <w:rFonts w:ascii="Times New Roman" w:cs="Times New Roman" w:eastAsia="Times New Roman" w:hAnsi="Times New Roman"/>
+                <w:b w:val="false"/>
+                <w:bCs w:val="false"/>
+                <w:i w:val="false"/>
+                <w:iCs w:val="false"/>
+                <w:color w:val="000000"/>
+                <w:sz w:val="20"/>
+                <w:szCs w:val="20"/>
+              </w:rPr>
+              <w:t xml:space="preserve">18</w:t>
+            </w:r>
+          </w:p>
+        </w:tc>
+        <w:tc>
+          <w:tcPr>
+            <w:tcW w:type="dxa" w:w="1521"/>
+            <w:tcBorders>
+              <w:top w:val="single" w:color="000000" w:sz="4"/>
+              <w:left w:val="single" w:color="000000" w:sz="4"/>
+              <w:bottom w:val="single" w:color="000000" w:sz="4"/>
+              <w:right w:val="single" w:color="000000" w:sz="4"/>
+            </w:tcBorders>
+            <w:tcMar>
+              <w:top w:type="dxa" w:w="60"/>
+              <w:left w:type="dxa" w:w="90"/>
+              <w:bottom w:type="dxa" w:w="60"/>
+              <w:right w:type="dxa" w:w="90"/>
+            </w:tcMar>
+            <w:vAlign w:val="center"/>
+          </w:tcPr>
+          <w:p>
+            <w:pPr>
+              <w:spacing w:after="0" w:line="240" w:lineRule="auto"/>
+              <w:ind w:left="0" w:right="0" w:firstLine="0"/>
+              <w:jc w:val="left"/>
+            </w:pPr>
+            <w:r>
+              <w:rPr>
+                <w:rFonts w:ascii="Times New Roman" w:cs="Times New Roman" w:eastAsia="Times New Roman" w:hAnsi="Times New Roman"/>
+                <w:b w:val="false"/>
+                <w:bCs w:val="false"/>
+                <w:i w:val="false"/>
+                <w:iCs w:val="false"/>
+                <w:color w:val="000000"/>
+                <w:sz w:val="20"/>
+                <w:szCs w:val="20"/>
+              </w:rPr>
+              <w:t xml:space="preserve">UAT-18</w:t>
+            </w:r>
+          </w:p>
+        </w:tc>
+        <w:tc>
+          <w:tcPr>
+            <w:tcW w:type="dxa" w:w="7605"/>
+            <w:tcBorders>
+              <w:top w:val="single" w:color="000000" w:sz="4"/>
+              <w:left w:val="single" w:color="000000" w:sz="4"/>
+              <w:bottom w:val="single" w:color="000000" w:sz="4"/>
+              <w:right w:val="single" w:color="000000" w:sz="4"/>
+            </w:tcBorders>
+            <w:tcMar>
+              <w:top w:type="dxa" w:w="60"/>
+              <w:left w:type="dxa" w:w="90"/>
+              <w:bottom w:type="dxa" w:w="60"/>
+              <w:right w:type="dxa" w:w="90"/>
+            </w:tcMar>
+            <w:vAlign w:val="center"/>
+          </w:tcPr>
+          <w:p>
+            <w:pPr>
+              <w:spacing w:after="0" w:line="240" w:lineRule="auto"/>
+              <w:ind w:left="0" w:right="0" w:firstLine="0"/>
+              <w:jc w:val="left"/>
+            </w:pPr>
+            <w:r>
+              <w:rPr>
+                <w:rFonts w:ascii="Times New Roman" w:cs="Times New Roman" w:eastAsia="Times New Roman" w:hAnsi="Times New Roman"/>
+                <w:b w:val="false"/>
+                <w:bCs w:val="false"/>
+                <w:i w:val="false"/>
+                <w:iCs w:val="false"/>
+                <w:color w:val="000000"/>
+                <w:sz w:val="20"/>
+                <w:szCs w:val="20"/>
+              </w:rPr>
+              <w:t xml:space="preserve">The dashboard shows nine indicators, leads with exceptions and treats missing months as gaps rather than zero</w:t>
             </w:r>
           </w:p>
         </w:tc>
@@ -12528,7 +13566,7 @@
         <w:ind w:left="0" w:right="0" w:firstLine="0"/>
         <w:jc w:val="left"/>
       </w:pPr>
-      <w:bookmarkStart w:name="h_21" w:id="130"/>
+      <w:bookmarkStart w:name="h_21" w:id="1"/>
       <w:r>
         <w:rPr>
           <w:rFonts w:ascii="Times New Roman" w:cs="Times New Roman" w:eastAsia="Times New Roman" w:hAnsi="Times New Roman"/>
@@ -12540,9 +13578,9 @@
           <w:sz w:val="24"/>
           <w:szCs w:val="24"/>
         </w:rPr>
-        <w:t xml:space="preserve">Recording and Outcome</w:t>
+        <w:t xml:space="preserve">Recording and outcome</w:t>
       </w:r>
-      <w:bookmarkEnd w:id="130"/>
+      <w:bookmarkEnd w:id="1"/>
     </w:p>
     <w:p>
       <w:pPr>
@@ -12575,7 +13613,7 @@
         <w:ind w:left="0" w:right="0" w:firstLine="0"/>
         <w:jc w:val="left"/>
       </w:pPr>
-      <w:bookmarkStart w:name="h_22" w:id="131"/>
+      <w:bookmarkStart w:name="h_22" w:id="1"/>
       <w:r>
         <w:rPr>
           <w:rFonts w:ascii="Times New Roman" w:cs="Times New Roman" w:eastAsia="Times New Roman" w:hAnsi="Times New Roman"/>
@@ -12587,9 +13625,9 @@
           <w:sz w:val="24"/>
           <w:szCs w:val="24"/>
         </w:rPr>
-        <w:t xml:space="preserve">Conditions and Undertakings</w:t>
+        <w:t xml:space="preserve">Conditions and undertakings</w:t>
       </w:r>
-      <w:bookmarkEnd w:id="131"/>
+      <w:bookmarkEnd w:id="1"/>
     </w:p>
     <w:p>
       <w:pPr>
@@ -12602,7 +13640,7 @@
         <w:ind w:left="0" w:right="0" w:firstLine="0"/>
         <w:jc w:val="left"/>
       </w:pPr>
-      <w:bookmarkStart w:name="h_23" w:id="132"/>
+      <w:bookmarkStart w:name="h_23" w:id="1"/>
       <w:r>
         <w:rPr>
           <w:rFonts w:ascii="Times New Roman" w:cs="Times New Roman" w:eastAsia="Times New Roman" w:hAnsi="Times New Roman"/>
@@ -12614,9 +13652,9 @@
           <w:sz w:val="24"/>
           <w:szCs w:val="24"/>
         </w:rPr>
-        <w:t xml:space="preserve">Undertakings by the Department</w:t>
+        <w:t xml:space="preserve">Undertakings by the department</w:t>
       </w:r>
-      <w:bookmarkEnd w:id="132"/>
+      <w:bookmarkEnd w:id="1"/>
     </w:p>
     <w:p>
       <w:pPr>
@@ -12769,7 +13807,7 @@
         <w:ind w:left="0" w:right="0" w:firstLine="0"/>
         <w:jc w:val="left"/>
       </w:pPr>
-      <w:bookmarkStart w:name="h_24" w:id="133"/>
+      <w:bookmarkStart w:name="h_24" w:id="1"/>
       <w:r>
         <w:rPr>
           <w:rFonts w:ascii="Times New Roman" w:cs="Times New Roman" w:eastAsia="Times New Roman" w:hAnsi="Times New Roman"/>
@@ -12781,9 +13819,9 @@
           <w:sz w:val="24"/>
           <w:szCs w:val="24"/>
         </w:rPr>
-        <w:t xml:space="preserve">Before Any Later Request</w:t>
+        <w:t xml:space="preserve">Before any later request</w:t>
       </w:r>
-      <w:bookmarkEnd w:id="133"/>
+      <w:bookmarkEnd w:id="1"/>
     </w:p>
     <w:p>
       <w:pPr>
@@ -12812,7 +13850,7 @@
         <w:ind w:left="0" w:right="0" w:firstLine="0"/>
         <w:jc w:val="left"/>
       </w:pPr>
-      <w:bookmarkStart w:name="tbl_7_1" w:id="134"/>
+      <w:bookmarkStart w:name="tbl_7_1" w:id="1"/>
       <w:r>
         <w:rPr>
           <w:rFonts w:ascii="Times New Roman" w:cs="Times New Roman" w:eastAsia="Times New Roman" w:hAnsi="Times New Roman"/>
@@ -12826,7 +13864,7 @@
         </w:rPr>
         <w:t xml:space="preserve">Table 7.1</w:t>
       </w:r>
-      <w:bookmarkEnd w:id="134"/>
+      <w:bookmarkEnd w:id="1"/>
       <w:r>
         <w:rPr>
           <w:rFonts w:ascii="Times New Roman" w:cs="Times New Roman" w:eastAsia="Times New Roman" w:hAnsi="Times New Roman"/>
@@ -12838,7 +13876,7 @@
           <w:sz w:val="18"/>
           <w:szCs w:val="18"/>
         </w:rPr>
-        <w:t xml:space="preserve">: Conditions for Any Later Operational Request</w:t>
+        <w:t xml:space="preserve">: Conditions for any later operational request</w:t>
       </w:r>
     </w:p>
     <w:tbl>
@@ -13169,7 +14207,7 @@
                 <w:sz w:val="20"/>
                 <w:szCs w:val="20"/>
               </w:rPr>
-              <w:t xml:space="preserve">Tamper evidence on the clinical access log</w:t>
+              <w:t xml:space="preserve">A separate audit boundary with insert-only access for the clinical service</w:t>
             </w:r>
           </w:p>
         </w:tc>
@@ -13207,7 +14245,7 @@
                 <w:sz w:val="20"/>
                 <w:szCs w:val="20"/>
               </w:rPr>
-              <w:t xml:space="preserve">KMC ICT</w:t>
+              <w:t xml:space="preserve">KMC ICT and development</w:t>
             </w:r>
           </w:p>
         </w:tc>
@@ -13285,7 +14323,7 @@
                 <w:sz w:val="20"/>
                 <w:szCs w:val="20"/>
               </w:rPr>
-              <w:t xml:space="preserve">Nightly encrypted backup with a tested restore</w:t>
+              <w:t xml:space="preserve">A distinct clinical audit event for patient history export</w:t>
             </w:r>
           </w:p>
         </w:tc>
@@ -13323,7 +14361,7 @@
                 <w:sz w:val="20"/>
                 <w:szCs w:val="20"/>
               </w:rPr>
-              <w:t xml:space="preserve">KMC ICT</w:t>
+              <w:t xml:space="preserve">Development and data protection owner</w:t>
             </w:r>
           </w:p>
         </w:tc>
@@ -13401,7 +14439,7 @@
                 <w:sz w:val="20"/>
                 <w:szCs w:val="20"/>
               </w:rPr>
-              <w:t xml:space="preserve">Lawful basis, privacy notice and retention policy</w:t>
+              <w:t xml:space="preserve">A scoped service account replacing the shared clinical to metrics secret</w:t>
             </w:r>
           </w:p>
         </w:tc>
@@ -13439,7 +14477,7 @@
                 <w:sz w:val="20"/>
                 <w:szCs w:val="20"/>
               </w:rPr>
-              <w:t xml:space="preserve">Data protection owner</w:t>
+              <w:t xml:space="preserve">KMC ICT</w:t>
             </w:r>
           </w:p>
         </w:tc>
@@ -13517,7 +14555,7 @@
                 <w:sz w:val="20"/>
                 <w:szCs w:val="20"/>
               </w:rPr>
-              <w:t xml:space="preserve">Resolution of the referral authorisation conflict recorded in the security review</w:t>
+              <w:t xml:space="preserve">Clinical PostgreSQL TLS configuration matching the connection policy</w:t>
             </w:r>
           </w:p>
         </w:tc>
@@ -13555,7 +14593,7 @@
                 <w:sz w:val="20"/>
                 <w:szCs w:val="20"/>
               </w:rPr>
-              <w:t xml:space="preserve">Division and data protection owner</w:t>
+              <w:t xml:space="preserve">KMC ICT</w:t>
             </w:r>
           </w:p>
         </w:tc>
@@ -13633,7 +14671,7 @@
                 <w:sz w:val="20"/>
                 <w:szCs w:val="20"/>
               </w:rPr>
-              <w:t xml:space="preserve">Named business owner, technical owner, data owner and support contact</w:t>
+              <w:t xml:space="preserve">Nightly encrypted backup with a tested restore</w:t>
             </w:r>
           </w:p>
         </w:tc>
@@ -13671,7 +14709,7 @@
                 <w:sz w:val="20"/>
                 <w:szCs w:val="20"/>
               </w:rPr>
-              <w:t xml:space="preserve">Department and ICT</w:t>
+              <w:t xml:space="preserve">KMC ICT</w:t>
             </w:r>
           </w:p>
         </w:tc>
@@ -13712,6 +14750,354 @@
                 <w:szCs w:val="20"/>
               </w:rPr>
               <w:t xml:space="preserve">7</w:t>
+            </w:r>
+          </w:p>
+        </w:tc>
+        <w:tc>
+          <w:tcPr>
+            <w:tcW w:type="dxa" w:w="6274"/>
+            <w:tcBorders>
+              <w:top w:val="single" w:color="000000" w:sz="4"/>
+              <w:left w:val="single" w:color="000000" w:sz="4"/>
+              <w:bottom w:val="single" w:color="000000" w:sz="4"/>
+              <w:right w:val="single" w:color="000000" w:sz="4"/>
+            </w:tcBorders>
+            <w:tcMar>
+              <w:top w:type="dxa" w:w="60"/>
+              <w:left w:type="dxa" w:w="90"/>
+              <w:bottom w:type="dxa" w:w="60"/>
+              <w:right w:type="dxa" w:w="90"/>
+            </w:tcMar>
+            <w:vAlign w:val="center"/>
+          </w:tcPr>
+          <w:p>
+            <w:pPr>
+              <w:spacing w:after="0" w:line="240" w:lineRule="auto"/>
+              <w:ind w:left="0" w:right="0" w:firstLine="0"/>
+              <w:jc w:val="left"/>
+            </w:pPr>
+            <w:r>
+              <w:rPr>
+                <w:rFonts w:ascii="Times New Roman" w:cs="Times New Roman" w:eastAsia="Times New Roman" w:hAnsi="Times New Roman"/>
+                <w:b w:val="false"/>
+                <w:bCs w:val="false"/>
+                <w:i w:val="false"/>
+                <w:iCs w:val="false"/>
+                <w:color w:val="000000"/>
+                <w:sz w:val="20"/>
+                <w:szCs w:val="20"/>
+              </w:rPr>
+              <w:t xml:space="preserve">Lawful basis, privacy notice and retention policy</w:t>
+            </w:r>
+          </w:p>
+        </w:tc>
+        <w:tc>
+          <w:tcPr>
+            <w:tcW w:type="dxa" w:w="2851"/>
+            <w:tcBorders>
+              <w:top w:val="single" w:color="000000" w:sz="4"/>
+              <w:left w:val="single" w:color="000000" w:sz="4"/>
+              <w:bottom w:val="single" w:color="000000" w:sz="4"/>
+              <w:right w:val="single" w:color="000000" w:sz="4"/>
+            </w:tcBorders>
+            <w:tcMar>
+              <w:top w:type="dxa" w:w="60"/>
+              <w:left w:type="dxa" w:w="90"/>
+              <w:bottom w:type="dxa" w:w="60"/>
+              <w:right w:type="dxa" w:w="90"/>
+            </w:tcMar>
+            <w:vAlign w:val="center"/>
+          </w:tcPr>
+          <w:p>
+            <w:pPr>
+              <w:spacing w:after="0" w:line="240" w:lineRule="auto"/>
+              <w:ind w:left="0" w:right="0" w:firstLine="0"/>
+              <w:jc w:val="left"/>
+            </w:pPr>
+            <w:r>
+              <w:rPr>
+                <w:rFonts w:ascii="Times New Roman" w:cs="Times New Roman" w:eastAsia="Times New Roman" w:hAnsi="Times New Roman"/>
+                <w:b w:val="false"/>
+                <w:bCs w:val="false"/>
+                <w:i w:val="false"/>
+                <w:iCs w:val="false"/>
+                <w:color w:val="000000"/>
+                <w:sz w:val="20"/>
+                <w:szCs w:val="20"/>
+              </w:rPr>
+              <w:t xml:space="preserve">Data protection owner</w:t>
+            </w:r>
+          </w:p>
+        </w:tc>
+      </w:tr>
+      <w:tr>
+        <w:tc>
+          <w:tcPr>
+            <w:tcW w:type="dxa" w:w="620"/>
+            <w:tcBorders>
+              <w:top w:val="single" w:color="000000" w:sz="4"/>
+              <w:left w:val="single" w:color="000000" w:sz="4"/>
+              <w:bottom w:val="single" w:color="000000" w:sz="4"/>
+              <w:right w:val="single" w:color="000000" w:sz="4"/>
+            </w:tcBorders>
+            <w:tcMar>
+              <w:top w:type="dxa" w:w="60"/>
+              <w:left w:type="dxa" w:w="90"/>
+              <w:bottom w:type="dxa" w:w="60"/>
+              <w:right w:type="dxa" w:w="90"/>
+            </w:tcMar>
+            <w:vAlign w:val="center"/>
+          </w:tcPr>
+          <w:p>
+            <w:pPr>
+              <w:spacing w:after="0" w:line="240" w:lineRule="auto"/>
+              <w:ind w:left="0" w:right="0" w:firstLine="0"/>
+              <w:jc w:val="left"/>
+            </w:pPr>
+            <w:r>
+              <w:rPr>
+                <w:rFonts w:ascii="Times New Roman" w:cs="Times New Roman" w:eastAsia="Times New Roman" w:hAnsi="Times New Roman"/>
+                <w:b w:val="false"/>
+                <w:bCs w:val="false"/>
+                <w:i w:val="false"/>
+                <w:iCs w:val="false"/>
+                <w:color w:val="000000"/>
+                <w:sz w:val="20"/>
+                <w:szCs w:val="20"/>
+              </w:rPr>
+              <w:t xml:space="preserve">8</w:t>
+            </w:r>
+          </w:p>
+        </w:tc>
+        <w:tc>
+          <w:tcPr>
+            <w:tcW w:type="dxa" w:w="6274"/>
+            <w:tcBorders>
+              <w:top w:val="single" w:color="000000" w:sz="4"/>
+              <w:left w:val="single" w:color="000000" w:sz="4"/>
+              <w:bottom w:val="single" w:color="000000" w:sz="4"/>
+              <w:right w:val="single" w:color="000000" w:sz="4"/>
+            </w:tcBorders>
+            <w:tcMar>
+              <w:top w:type="dxa" w:w="60"/>
+              <w:left w:type="dxa" w:w="90"/>
+              <w:bottom w:type="dxa" w:w="60"/>
+              <w:right w:type="dxa" w:w="90"/>
+            </w:tcMar>
+            <w:vAlign w:val="center"/>
+          </w:tcPr>
+          <w:p>
+            <w:pPr>
+              <w:spacing w:after="0" w:line="240" w:lineRule="auto"/>
+              <w:ind w:left="0" w:right="0" w:firstLine="0"/>
+              <w:jc w:val="left"/>
+            </w:pPr>
+            <w:r>
+              <w:rPr>
+                <w:rFonts w:ascii="Times New Roman" w:cs="Times New Roman" w:eastAsia="Times New Roman" w:hAnsi="Times New Roman"/>
+                <w:b w:val="false"/>
+                <w:bCs w:val="false"/>
+                <w:i w:val="false"/>
+                <w:iCs w:val="false"/>
+                <w:color w:val="000000"/>
+                <w:sz w:val="20"/>
+                <w:szCs w:val="20"/>
+              </w:rPr>
+              <w:t xml:space="preserve">Resolution of the referral authorisation conflict recorded in the security review</w:t>
+            </w:r>
+          </w:p>
+        </w:tc>
+        <w:tc>
+          <w:tcPr>
+            <w:tcW w:type="dxa" w:w="2851"/>
+            <w:tcBorders>
+              <w:top w:val="single" w:color="000000" w:sz="4"/>
+              <w:left w:val="single" w:color="000000" w:sz="4"/>
+              <w:bottom w:val="single" w:color="000000" w:sz="4"/>
+              <w:right w:val="single" w:color="000000" w:sz="4"/>
+            </w:tcBorders>
+            <w:tcMar>
+              <w:top w:type="dxa" w:w="60"/>
+              <w:left w:type="dxa" w:w="90"/>
+              <w:bottom w:type="dxa" w:w="60"/>
+              <w:right w:type="dxa" w:w="90"/>
+            </w:tcMar>
+            <w:vAlign w:val="center"/>
+          </w:tcPr>
+          <w:p>
+            <w:pPr>
+              <w:spacing w:after="0" w:line="240" w:lineRule="auto"/>
+              <w:ind w:left="0" w:right="0" w:firstLine="0"/>
+              <w:jc w:val="left"/>
+            </w:pPr>
+            <w:r>
+              <w:rPr>
+                <w:rFonts w:ascii="Times New Roman" w:cs="Times New Roman" w:eastAsia="Times New Roman" w:hAnsi="Times New Roman"/>
+                <w:b w:val="false"/>
+                <w:bCs w:val="false"/>
+                <w:i w:val="false"/>
+                <w:iCs w:val="false"/>
+                <w:color w:val="000000"/>
+                <w:sz w:val="20"/>
+                <w:szCs w:val="20"/>
+              </w:rPr>
+              <w:t xml:space="preserve">Division and data protection owner</w:t>
+            </w:r>
+          </w:p>
+        </w:tc>
+      </w:tr>
+      <w:tr>
+        <w:tc>
+          <w:tcPr>
+            <w:tcW w:type="dxa" w:w="620"/>
+            <w:tcBorders>
+              <w:top w:val="single" w:color="000000" w:sz="4"/>
+              <w:left w:val="single" w:color="000000" w:sz="4"/>
+              <w:bottom w:val="single" w:color="000000" w:sz="4"/>
+              <w:right w:val="single" w:color="000000" w:sz="4"/>
+            </w:tcBorders>
+            <w:tcMar>
+              <w:top w:type="dxa" w:w="60"/>
+              <w:left w:type="dxa" w:w="90"/>
+              <w:bottom w:type="dxa" w:w="60"/>
+              <w:right w:type="dxa" w:w="90"/>
+            </w:tcMar>
+            <w:vAlign w:val="center"/>
+          </w:tcPr>
+          <w:p>
+            <w:pPr>
+              <w:spacing w:after="0" w:line="240" w:lineRule="auto"/>
+              <w:ind w:left="0" w:right="0" w:firstLine="0"/>
+              <w:jc w:val="left"/>
+            </w:pPr>
+            <w:r>
+              <w:rPr>
+                <w:rFonts w:ascii="Times New Roman" w:cs="Times New Roman" w:eastAsia="Times New Roman" w:hAnsi="Times New Roman"/>
+                <w:b w:val="false"/>
+                <w:bCs w:val="false"/>
+                <w:i w:val="false"/>
+                <w:iCs w:val="false"/>
+                <w:color w:val="000000"/>
+                <w:sz w:val="20"/>
+                <w:szCs w:val="20"/>
+              </w:rPr>
+              <w:t xml:space="preserve">9</w:t>
+            </w:r>
+          </w:p>
+        </w:tc>
+        <w:tc>
+          <w:tcPr>
+            <w:tcW w:type="dxa" w:w="6274"/>
+            <w:tcBorders>
+              <w:top w:val="single" w:color="000000" w:sz="4"/>
+              <w:left w:val="single" w:color="000000" w:sz="4"/>
+              <w:bottom w:val="single" w:color="000000" w:sz="4"/>
+              <w:right w:val="single" w:color="000000" w:sz="4"/>
+            </w:tcBorders>
+            <w:tcMar>
+              <w:top w:type="dxa" w:w="60"/>
+              <w:left w:type="dxa" w:w="90"/>
+              <w:bottom w:type="dxa" w:w="60"/>
+              <w:right w:type="dxa" w:w="90"/>
+            </w:tcMar>
+            <w:vAlign w:val="center"/>
+          </w:tcPr>
+          <w:p>
+            <w:pPr>
+              <w:spacing w:after="0" w:line="240" w:lineRule="auto"/>
+              <w:ind w:left="0" w:right="0" w:firstLine="0"/>
+              <w:jc w:val="left"/>
+            </w:pPr>
+            <w:r>
+              <w:rPr>
+                <w:rFonts w:ascii="Times New Roman" w:cs="Times New Roman" w:eastAsia="Times New Roman" w:hAnsi="Times New Roman"/>
+                <w:b w:val="false"/>
+                <w:bCs w:val="false"/>
+                <w:i w:val="false"/>
+                <w:iCs w:val="false"/>
+                <w:color w:val="000000"/>
+                <w:sz w:val="20"/>
+                <w:szCs w:val="20"/>
+              </w:rPr>
+              <w:t xml:space="preserve">Named business owner, technical owner, data owner and support contact</w:t>
+            </w:r>
+          </w:p>
+        </w:tc>
+        <w:tc>
+          <w:tcPr>
+            <w:tcW w:type="dxa" w:w="2851"/>
+            <w:tcBorders>
+              <w:top w:val="single" w:color="000000" w:sz="4"/>
+              <w:left w:val="single" w:color="000000" w:sz="4"/>
+              <w:bottom w:val="single" w:color="000000" w:sz="4"/>
+              <w:right w:val="single" w:color="000000" w:sz="4"/>
+            </w:tcBorders>
+            <w:tcMar>
+              <w:top w:type="dxa" w:w="60"/>
+              <w:left w:type="dxa" w:w="90"/>
+              <w:bottom w:type="dxa" w:w="60"/>
+              <w:right w:type="dxa" w:w="90"/>
+            </w:tcMar>
+            <w:vAlign w:val="center"/>
+          </w:tcPr>
+          <w:p>
+            <w:pPr>
+              <w:spacing w:after="0" w:line="240" w:lineRule="auto"/>
+              <w:ind w:left="0" w:right="0" w:firstLine="0"/>
+              <w:jc w:val="left"/>
+            </w:pPr>
+            <w:r>
+              <w:rPr>
+                <w:rFonts w:ascii="Times New Roman" w:cs="Times New Roman" w:eastAsia="Times New Roman" w:hAnsi="Times New Roman"/>
+                <w:b w:val="false"/>
+                <w:bCs w:val="false"/>
+                <w:i w:val="false"/>
+                <w:iCs w:val="false"/>
+                <w:color w:val="000000"/>
+                <w:sz w:val="20"/>
+                <w:szCs w:val="20"/>
+              </w:rPr>
+              <w:t xml:space="preserve">Department and ICT</w:t>
+            </w:r>
+          </w:p>
+        </w:tc>
+      </w:tr>
+      <w:tr>
+        <w:tc>
+          <w:tcPr>
+            <w:tcW w:type="dxa" w:w="620"/>
+            <w:tcBorders>
+              <w:top w:val="single" w:color="000000" w:sz="4"/>
+              <w:left w:val="single" w:color="000000" w:sz="4"/>
+              <w:bottom w:val="single" w:color="000000" w:sz="4"/>
+              <w:right w:val="single" w:color="000000" w:sz="4"/>
+            </w:tcBorders>
+            <w:tcMar>
+              <w:top w:type="dxa" w:w="60"/>
+              <w:left w:type="dxa" w:w="90"/>
+              <w:bottom w:type="dxa" w:w="60"/>
+              <w:right w:type="dxa" w:w="90"/>
+            </w:tcMar>
+            <w:vAlign w:val="center"/>
+          </w:tcPr>
+          <w:p>
+            <w:pPr>
+              <w:spacing w:after="0" w:line="240" w:lineRule="auto"/>
+              <w:ind w:left="0" w:right="0" w:firstLine="0"/>
+              <w:jc w:val="left"/>
+            </w:pPr>
+            <w:r>
+              <w:rPr>
+                <w:rFonts w:ascii="Times New Roman" w:cs="Times New Roman" w:eastAsia="Times New Roman" w:hAnsi="Times New Roman"/>
+                <w:b w:val="false"/>
+                <w:bCs w:val="false"/>
+                <w:i w:val="false"/>
+                <w:iCs w:val="false"/>
+                <w:color w:val="000000"/>
+                <w:sz w:val="20"/>
+                <w:szCs w:val="20"/>
+              </w:rPr>
+              <w:t xml:space="preserve">10</w:t>
             </w:r>
           </w:p>
         </w:tc>
@@ -13824,7 +15210,7 @@
         <w:ind w:left="0" w:right="0" w:firstLine="0"/>
         <w:jc w:val="left"/>
       </w:pPr>
-      <w:bookmarkStart w:name="h_25" w:id="135"/>
+      <w:bookmarkStart w:name="h_25" w:id="1"/>
       <w:r>
         <w:rPr>
           <w:rFonts w:ascii="Times New Roman" w:cs="Times New Roman" w:eastAsia="Times New Roman" w:hAnsi="Times New Roman"/>
@@ -13838,7 +15224,7 @@
         </w:rPr>
         <w:t xml:space="preserve">Authorisation</w:t>
       </w:r>
-      <w:bookmarkEnd w:id="135"/>
+      <w:bookmarkEnd w:id="1"/>
     </w:p>
     <w:p>
       <w:pPr>
@@ -13882,7 +15268,7 @@
         <w:ind w:left="0" w:right="0" w:firstLine="0"/>
         <w:jc w:val="left"/>
       </w:pPr>
-      <w:bookmarkStart w:name="tbl_8_1" w:id="136"/>
+      <w:bookmarkStart w:name="tbl_8_1" w:id="1"/>
       <w:r>
         <w:rPr>
           <w:rFonts w:ascii="Times New Roman" w:cs="Times New Roman" w:eastAsia="Times New Roman" w:hAnsi="Times New Roman"/>
@@ -13896,7 +15282,7 @@
         </w:rPr>
         <w:t xml:space="preserve">Table 8.1</w:t>
       </w:r>
-      <w:bookmarkEnd w:id="136"/>
+      <w:bookmarkEnd w:id="1"/>
       <w:r>
         <w:rPr>
           <w:rFonts w:ascii="Times New Roman" w:cs="Times New Roman" w:eastAsia="Times New Roman" w:hAnsi="Times New Roman"/>
@@ -13908,7 +15294,7 @@
           <w:sz w:val="18"/>
           <w:szCs w:val="18"/>
         </w:rPr>
-        <w:t xml:space="preserve">: Requesting Party</w:t>
+        <w:t xml:space="preserve">: Requesting party</w:t>
       </w:r>
     </w:p>
     <w:tbl>
@@ -14421,7 +15807,7 @@
         <w:ind w:left="0" w:right="0" w:firstLine="0"/>
         <w:jc w:val="left"/>
       </w:pPr>
-      <w:bookmarkStart w:name="tbl_8_2" w:id="137"/>
+      <w:bookmarkStart w:name="tbl_8_2" w:id="1"/>
       <w:r>
         <w:rPr>
           <w:rFonts w:ascii="Times New Roman" w:cs="Times New Roman" w:eastAsia="Times New Roman" w:hAnsi="Times New Roman"/>
@@ -14435,7 +15821,7 @@
         </w:rPr>
         <w:t xml:space="preserve">Table 8.2</w:t>
       </w:r>
-      <w:bookmarkEnd w:id="137"/>
+      <w:bookmarkEnd w:id="1"/>
       <w:r>
         <w:rPr>
           <w:rFonts w:ascii="Times New Roman" w:cs="Times New Roman" w:eastAsia="Times New Roman" w:hAnsi="Times New Roman"/>
@@ -14447,7 +15833,7 @@
           <w:sz w:val="18"/>
           <w:szCs w:val="18"/>
         </w:rPr>
-        <w:t xml:space="preserve">: Approving Parties</w:t>
+        <w:t xml:space="preserve">: Approving parties</w:t>
       </w:r>
     </w:p>
     <w:tbl>
@@ -14586,7 +15972,7 @@
                 <w:sz w:val="20"/>
                 <w:szCs w:val="20"/>
               </w:rPr>
-              <w:t xml:space="preserve">Approved or Conditions</w:t>
+              <w:t xml:space="preserve">Approved or conditions</w:t>
             </w:r>
           </w:p>
         </w:tc>
@@ -15268,7 +16654,7 @@
         <w:ind w:left="0" w:right="0" w:firstLine="0"/>
         <w:jc w:val="left"/>
       </w:pPr>
-      <w:bookmarkStart w:name="tbl_8_3" w:id="138"/>
+      <w:bookmarkStart w:name="tbl_8_3" w:id="1"/>
       <w:r>
         <w:rPr>
           <w:rFonts w:ascii="Times New Roman" w:cs="Times New Roman" w:eastAsia="Times New Roman" w:hAnsi="Times New Roman"/>
@@ -15282,7 +16668,7 @@
         </w:rPr>
         <w:t xml:space="preserve">Table 8.3</w:t>
       </w:r>
-      <w:bookmarkEnd w:id="138"/>
+      <w:bookmarkEnd w:id="1"/>
       <w:r>
         <w:rPr>
           <w:rFonts w:ascii="Times New Roman" w:cs="Times New Roman" w:eastAsia="Times New Roman" w:hAnsi="Times New Roman"/>
@@ -15294,7 +16680,7 @@
           <w:sz w:val="18"/>
           <w:szCs w:val="18"/>
         </w:rPr>
-        <w:t xml:space="preserve">: Provisioning Record, Completed by KMC ICT</w:t>
+        <w:t xml:space="preserve">: Provisioning record, completed by KMC ICT</w:t>
       </w:r>
     </w:p>
     <w:tbl>
